--- a/interview ques .docx
+++ b/interview ques .docx
@@ -910,7 +910,7 @@
           <w:lang w:eastAsia="en-IN"/>
         </w:rPr>
         <w:pict w14:anchorId="11129152">
-          <v:rect id="_x0000_i1027" style="width:0;height:1.5pt" o:hralign="center" o:hrstd="t" o:hr="t" fillcolor="#a0a0a0" stroked="f"/>
+          <v:rect id="_x0000_i1026" style="width:0;height:1.5pt" o:hralign="center" o:hrstd="t" o:hr="t" fillcolor="#a0a0a0" stroked="f"/>
         </w:pict>
       </w:r>
     </w:p>
@@ -1770,7 +1770,7 @@
           <w:lang w:eastAsia="en-IN"/>
         </w:rPr>
         <w:pict w14:anchorId="22E844FD">
-          <v:rect id="_x0000_i1029" style="width:0;height:1.5pt" o:hralign="center" o:hrstd="t" o:hr="t" fillcolor="#a0a0a0" stroked="f"/>
+          <v:rect id="_x0000_i1027" style="width:0;height:1.5pt" o:hralign="center" o:hrstd="t" o:hr="t" fillcolor="#a0a0a0" stroked="f"/>
         </w:pict>
       </w:r>
     </w:p>
@@ -2072,7 +2072,7 @@
           <w:lang w:eastAsia="en-IN"/>
         </w:rPr>
         <w:pict w14:anchorId="43AB702E">
-          <v:rect id="_x0000_i1030" style="width:0;height:1.5pt" o:hralign="center" o:hrstd="t" o:hr="t" fillcolor="#a0a0a0" stroked="f"/>
+          <v:rect id="_x0000_i1028" style="width:0;height:1.5pt" o:hralign="center" o:hrstd="t" o:hr="t" fillcolor="#a0a0a0" stroked="f"/>
         </w:pict>
       </w:r>
     </w:p>
@@ -2373,7 +2373,7 @@
           <w:lang w:eastAsia="en-IN"/>
         </w:rPr>
         <w:pict w14:anchorId="22FB7F7C">
-          <v:rect id="_x0000_i1031" style="width:0;height:1.5pt" o:hralign="center" o:hrstd="t" o:hr="t" fillcolor="#a0a0a0" stroked="f"/>
+          <v:rect id="_x0000_i1029" style="width:0;height:1.5pt" o:hralign="center" o:hrstd="t" o:hr="t" fillcolor="#a0a0a0" stroked="f"/>
         </w:pict>
       </w:r>
     </w:p>
@@ -3301,7 +3301,7 @@
           <w:lang w:eastAsia="en-IN"/>
         </w:rPr>
         <w:pict w14:anchorId="1F051B4D">
-          <v:rect id="_x0000_i1035" style="width:0;height:1.5pt" o:hralign="center" o:hrstd="t" o:hr="t" fillcolor="#a0a0a0" stroked="f"/>
+          <v:rect id="_x0000_i1030" style="width:0;height:1.5pt" o:hralign="center" o:hrstd="t" o:hr="t" fillcolor="#a0a0a0" stroked="f"/>
         </w:pict>
       </w:r>
     </w:p>
@@ -3622,7 +3622,7 @@
           <w:lang w:eastAsia="en-IN"/>
         </w:rPr>
         <w:pict w14:anchorId="21F50974">
-          <v:rect id="_x0000_i1036" style="width:0;height:1.5pt" o:hralign="center" o:hrstd="t" o:hr="t" fillcolor="#a0a0a0" stroked="f"/>
+          <v:rect id="_x0000_i1031" style="width:0;height:1.5pt" o:hralign="center" o:hrstd="t" o:hr="t" fillcolor="#a0a0a0" stroked="f"/>
         </w:pict>
       </w:r>
     </w:p>
@@ -4062,7 +4062,7 @@
       </w:pPr>
       <w:r>
         <w:pict w14:anchorId="464F1FCA">
-          <v:rect id="_x0000_i1039" style="width:0;height:1.5pt" o:hralign="center" o:hrstd="t" o:hr="t" fillcolor="#a0a0a0" stroked="f"/>
+          <v:rect id="_x0000_i1032" style="width:0;height:1.5pt" o:hralign="center" o:hrstd="t" o:hr="t" fillcolor="#a0a0a0" stroked="f"/>
         </w:pict>
       </w:r>
     </w:p>
@@ -4341,7 +4341,7 @@
       </w:pPr>
       <w:r>
         <w:pict w14:anchorId="6C127D07">
-          <v:rect id="_x0000_i1041" style="width:0;height:1.5pt" o:hralign="center" o:hrstd="t" o:hr="t" fillcolor="#a0a0a0" stroked="f"/>
+          <v:rect id="_x0000_i1033" style="width:0;height:1.5pt" o:hralign="center" o:hrstd="t" o:hr="t" fillcolor="#a0a0a0" stroked="f"/>
         </w:pict>
       </w:r>
     </w:p>
@@ -4485,7 +4485,7 @@
       </w:pPr>
       <w:r>
         <w:pict w14:anchorId="1C535AEC">
-          <v:rect id="_x0000_i1042" style="width:0;height:1.5pt" o:hralign="center" o:hrstd="t" o:hr="t" fillcolor="#a0a0a0" stroked="f"/>
+          <v:rect id="_x0000_i1034" style="width:0;height:1.5pt" o:hralign="center" o:hrstd="t" o:hr="t" fillcolor="#a0a0a0" stroked="f"/>
         </w:pict>
       </w:r>
     </w:p>
@@ -4626,18 +4626,313 @@
     <w:p>
       <w:pPr>
         <w:spacing w:before="100" w:beforeAutospacing="1" w:after="100" w:afterAutospacing="1" w:line="240" w:lineRule="auto"/>
-        <w:rPr>
-          <w:rFonts w:ascii="Times New Roman" w:eastAsia="Times New Roman" w:hAnsi="Times New Roman" w:cs="Times New Roman"/>
-          <w:sz w:val="24"/>
-          <w:szCs w:val="24"/>
-          <w:lang w:eastAsia="en-IN"/>
-        </w:rPr>
-      </w:pPr>
-      <w:r>
-        <w:pict w14:anchorId="44D3E06F">
-          <v:rect id="_x0000_i1043" style="width:0;height:1.5pt" o:hralign="center" o:hrstd="t" o:hr="t" fillcolor="#a0a0a0" stroked="f"/>
+        <w:outlineLvl w:val="1"/>
+        <w:rPr>
+          <w:rFonts w:ascii="Times New Roman" w:eastAsia="Times New Roman" w:hAnsi="Times New Roman" w:cs="Times New Roman"/>
+          <w:b/>
+          <w:bCs/>
+          <w:sz w:val="36"/>
+          <w:szCs w:val="36"/>
+          <w:lang w:eastAsia="en-IN"/>
+        </w:rPr>
+      </w:pPr>
+      <w:r>
+        <w:rPr>
+          <w:rFonts w:ascii="Segoe UI Emoji" w:eastAsia="Times New Roman" w:hAnsi="Segoe UI Emoji" w:cs="Segoe UI Emoji"/>
+          <w:b/>
+          <w:bCs/>
+          <w:sz w:val="36"/>
+          <w:szCs w:val="36"/>
+          <w:lang w:eastAsia="en-IN"/>
+        </w:rPr>
+        <w:t>🔹</w:t>
+      </w:r>
+      <w:r>
+        <w:rPr>
+          <w:rFonts w:ascii="Times New Roman" w:eastAsia="Times New Roman" w:hAnsi="Times New Roman" w:cs="Times New Roman"/>
+          <w:b/>
+          <w:bCs/>
+          <w:sz w:val="36"/>
+          <w:szCs w:val="36"/>
+          <w:lang w:eastAsia="en-IN"/>
+        </w:rPr>
+        <w:t xml:space="preserve"> SECTION 5: Rearrangement + Patterns (10)</w:t>
+      </w:r>
+    </w:p>
+    <w:p>
+      <w:pPr>
+        <w:numPr>
+          <w:ilvl w:val="0"/>
+          <w:numId w:val="21"/>
+        </w:numPr>
+        <w:spacing w:before="100" w:beforeAutospacing="1" w:after="100" w:afterAutospacing="1" w:line="240" w:lineRule="auto"/>
+        <w:rPr>
+          <w:rFonts w:ascii="Times New Roman" w:eastAsia="Times New Roman" w:hAnsi="Times New Roman" w:cs="Times New Roman"/>
+          <w:sz w:val="24"/>
+          <w:szCs w:val="24"/>
+          <w:lang w:eastAsia="en-IN"/>
+        </w:rPr>
+      </w:pPr>
+      <w:r>
+        <w:rPr>
+          <w:rFonts w:ascii="Times New Roman" w:eastAsia="Times New Roman" w:hAnsi="Times New Roman" w:cs="Times New Roman"/>
+          <w:sz w:val="24"/>
+          <w:szCs w:val="24"/>
+          <w:lang w:eastAsia="en-IN"/>
+        </w:rPr>
+        <w:lastRenderedPageBreak/>
+        <w:t xml:space="preserve">Rearrange array such that positives and negatives alternate (stable) </w:t>
+      </w:r>
+    </w:p>
+    <w:p>
+      <w:pPr>
+        <w:numPr>
+          <w:ilvl w:val="0"/>
+          <w:numId w:val="21"/>
+        </w:numPr>
+        <w:spacing w:before="100" w:beforeAutospacing="1" w:after="100" w:afterAutospacing="1" w:line="240" w:lineRule="auto"/>
+        <w:rPr>
+          <w:rFonts w:ascii="Times New Roman" w:eastAsia="Times New Roman" w:hAnsi="Times New Roman" w:cs="Times New Roman"/>
+          <w:sz w:val="24"/>
+          <w:szCs w:val="24"/>
+          <w:lang w:eastAsia="en-IN"/>
+        </w:rPr>
+      </w:pPr>
+      <w:r>
+        <w:rPr>
+          <w:rFonts w:ascii="Times New Roman" w:eastAsia="Times New Roman" w:hAnsi="Times New Roman" w:cs="Times New Roman"/>
+          <w:sz w:val="24"/>
+          <w:szCs w:val="24"/>
+          <w:lang w:eastAsia="en-IN"/>
+        </w:rPr>
+        <w:t xml:space="preserve">Move all elements divisible by 3 to middle, others on sides </w:t>
+      </w:r>
+    </w:p>
+    <w:p>
+      <w:pPr>
+        <w:numPr>
+          <w:ilvl w:val="0"/>
+          <w:numId w:val="21"/>
+        </w:numPr>
+        <w:spacing w:before="100" w:beforeAutospacing="1" w:after="100" w:afterAutospacing="1" w:line="240" w:lineRule="auto"/>
+        <w:rPr>
+          <w:rFonts w:ascii="Times New Roman" w:eastAsia="Times New Roman" w:hAnsi="Times New Roman" w:cs="Times New Roman"/>
+          <w:sz w:val="24"/>
+          <w:szCs w:val="24"/>
+          <w:lang w:eastAsia="en-IN"/>
+        </w:rPr>
+      </w:pPr>
+      <w:r>
+        <w:rPr>
+          <w:rFonts w:ascii="Times New Roman" w:eastAsia="Times New Roman" w:hAnsi="Times New Roman" w:cs="Times New Roman"/>
+          <w:sz w:val="24"/>
+          <w:szCs w:val="24"/>
+          <w:lang w:eastAsia="en-IN"/>
+        </w:rPr>
+        <w:t xml:space="preserve">Arrange elements by distance from median </w:t>
+      </w:r>
+    </w:p>
+    <w:p>
+      <w:pPr>
+        <w:numPr>
+          <w:ilvl w:val="0"/>
+          <w:numId w:val="21"/>
+        </w:numPr>
+        <w:spacing w:before="100" w:beforeAutospacing="1" w:after="100" w:afterAutospacing="1" w:line="240" w:lineRule="auto"/>
+        <w:rPr>
+          <w:rFonts w:ascii="Times New Roman" w:eastAsia="Times New Roman" w:hAnsi="Times New Roman" w:cs="Times New Roman"/>
+          <w:sz w:val="24"/>
+          <w:szCs w:val="24"/>
+          <w:lang w:eastAsia="en-IN"/>
+        </w:rPr>
+      </w:pPr>
+      <w:r>
+        <w:rPr>
+          <w:rFonts w:ascii="Times New Roman" w:eastAsia="Times New Roman" w:hAnsi="Times New Roman" w:cs="Times New Roman"/>
+          <w:sz w:val="24"/>
+          <w:szCs w:val="24"/>
+          <w:lang w:eastAsia="en-IN"/>
+        </w:rPr>
+        <w:t xml:space="preserve">Reverse elements at prime indexes only </w:t>
+      </w:r>
+    </w:p>
+    <w:p>
+      <w:pPr>
+        <w:numPr>
+          <w:ilvl w:val="0"/>
+          <w:numId w:val="21"/>
+        </w:numPr>
+        <w:spacing w:before="100" w:beforeAutospacing="1" w:after="100" w:afterAutospacing="1" w:line="240" w:lineRule="auto"/>
+        <w:rPr>
+          <w:rFonts w:ascii="Times New Roman" w:eastAsia="Times New Roman" w:hAnsi="Times New Roman" w:cs="Times New Roman"/>
+          <w:sz w:val="24"/>
+          <w:szCs w:val="24"/>
+          <w:lang w:eastAsia="en-IN"/>
+        </w:rPr>
+      </w:pPr>
+      <w:r>
+        <w:rPr>
+          <w:rFonts w:ascii="Times New Roman" w:eastAsia="Times New Roman" w:hAnsi="Times New Roman" w:cs="Times New Roman"/>
+          <w:sz w:val="24"/>
+          <w:szCs w:val="24"/>
+          <w:lang w:eastAsia="en-IN"/>
+        </w:rPr>
+        <w:t xml:space="preserve">Swap elements at even and odd indexes </w:t>
+      </w:r>
+    </w:p>
+    <w:p>
+      <w:pPr>
+        <w:numPr>
+          <w:ilvl w:val="0"/>
+          <w:numId w:val="21"/>
+        </w:numPr>
+        <w:spacing w:before="100" w:beforeAutospacing="1" w:after="100" w:afterAutospacing="1" w:line="240" w:lineRule="auto"/>
+        <w:rPr>
+          <w:rFonts w:ascii="Times New Roman" w:eastAsia="Times New Roman" w:hAnsi="Times New Roman" w:cs="Times New Roman"/>
+          <w:sz w:val="24"/>
+          <w:szCs w:val="24"/>
+          <w:lang w:eastAsia="en-IN"/>
+        </w:rPr>
+      </w:pPr>
+      <w:r>
+        <w:rPr>
+          <w:rFonts w:ascii="Times New Roman" w:eastAsia="Times New Roman" w:hAnsi="Times New Roman" w:cs="Times New Roman"/>
+          <w:sz w:val="24"/>
+          <w:szCs w:val="24"/>
+          <w:lang w:eastAsia="en-IN"/>
+        </w:rPr>
+        <w:t xml:space="preserve">Rotate array by number of odd elements </w:t>
+      </w:r>
+    </w:p>
+    <w:p>
+      <w:pPr>
+        <w:numPr>
+          <w:ilvl w:val="0"/>
+          <w:numId w:val="21"/>
+        </w:numPr>
+        <w:spacing w:before="100" w:beforeAutospacing="1" w:after="100" w:afterAutospacing="1" w:line="240" w:lineRule="auto"/>
+        <w:rPr>
+          <w:rFonts w:ascii="Times New Roman" w:eastAsia="Times New Roman" w:hAnsi="Times New Roman" w:cs="Times New Roman"/>
+          <w:sz w:val="24"/>
+          <w:szCs w:val="24"/>
+          <w:lang w:eastAsia="en-IN"/>
+        </w:rPr>
+      </w:pPr>
+      <w:r>
+        <w:rPr>
+          <w:rFonts w:ascii="Times New Roman" w:eastAsia="Times New Roman" w:hAnsi="Times New Roman" w:cs="Times New Roman"/>
+          <w:sz w:val="24"/>
+          <w:szCs w:val="24"/>
+          <w:lang w:eastAsia="en-IN"/>
+        </w:rPr>
+        <w:t xml:space="preserve">Group elements by number of digits </w:t>
+      </w:r>
+    </w:p>
+    <w:p>
+      <w:pPr>
+        <w:numPr>
+          <w:ilvl w:val="0"/>
+          <w:numId w:val="21"/>
+        </w:numPr>
+        <w:spacing w:before="100" w:beforeAutospacing="1" w:after="100" w:afterAutospacing="1" w:line="240" w:lineRule="auto"/>
+        <w:rPr>
+          <w:rFonts w:ascii="Times New Roman" w:eastAsia="Times New Roman" w:hAnsi="Times New Roman" w:cs="Times New Roman"/>
+          <w:sz w:val="24"/>
+          <w:szCs w:val="24"/>
+          <w:lang w:eastAsia="en-IN"/>
+        </w:rPr>
+      </w:pPr>
+      <w:r>
+        <w:rPr>
+          <w:rFonts w:ascii="Times New Roman" w:eastAsia="Times New Roman" w:hAnsi="Times New Roman" w:cs="Times New Roman"/>
+          <w:sz w:val="24"/>
+          <w:szCs w:val="24"/>
+          <w:lang w:eastAsia="en-IN"/>
+        </w:rPr>
+        <w:t xml:space="preserve">Arrange numbers so that even digits come before odd digits (inside number) </w:t>
+      </w:r>
+    </w:p>
+    <w:p>
+      <w:pPr>
+        <w:numPr>
+          <w:ilvl w:val="0"/>
+          <w:numId w:val="21"/>
+        </w:numPr>
+        <w:spacing w:before="100" w:beforeAutospacing="1" w:after="100" w:afterAutospacing="1" w:line="240" w:lineRule="auto"/>
+        <w:rPr>
+          <w:rFonts w:ascii="Times New Roman" w:eastAsia="Times New Roman" w:hAnsi="Times New Roman" w:cs="Times New Roman"/>
+          <w:sz w:val="24"/>
+          <w:szCs w:val="24"/>
+          <w:lang w:eastAsia="en-IN"/>
+        </w:rPr>
+      </w:pPr>
+      <w:r>
+        <w:rPr>
+          <w:rFonts w:ascii="Times New Roman" w:eastAsia="Times New Roman" w:hAnsi="Times New Roman" w:cs="Times New Roman"/>
+          <w:sz w:val="24"/>
+          <w:szCs w:val="24"/>
+          <w:lang w:eastAsia="en-IN"/>
+        </w:rPr>
+        <w:t xml:space="preserve">Reverse subarray where sum is maximum </w:t>
+      </w:r>
+    </w:p>
+    <w:p>
+      <w:pPr>
+        <w:numPr>
+          <w:ilvl w:val="0"/>
+          <w:numId w:val="21"/>
+        </w:numPr>
+        <w:spacing w:before="100" w:beforeAutospacing="1" w:after="100" w:afterAutospacing="1" w:line="240" w:lineRule="auto"/>
+        <w:rPr>
+          <w:rFonts w:ascii="Times New Roman" w:eastAsia="Times New Roman" w:hAnsi="Times New Roman" w:cs="Times New Roman"/>
+          <w:sz w:val="24"/>
+          <w:szCs w:val="24"/>
+          <w:lang w:eastAsia="en-IN"/>
+        </w:rPr>
+      </w:pPr>
+      <w:r>
+        <w:rPr>
+          <w:rFonts w:ascii="Times New Roman" w:eastAsia="Times New Roman" w:hAnsi="Times New Roman" w:cs="Times New Roman"/>
+          <w:sz w:val="24"/>
+          <w:szCs w:val="24"/>
+          <w:lang w:eastAsia="en-IN"/>
+        </w:rPr>
+        <w:t xml:space="preserve">Arrange array in wave form (a ≥ b ≤ c ≥ d...) </w:t>
+      </w:r>
+    </w:p>
+    <w:p>
+      <w:pPr>
+        <w:spacing w:after="0" w:line="240" w:lineRule="auto"/>
+        <w:rPr>
+          <w:rFonts w:ascii="Times New Roman" w:eastAsia="Times New Roman" w:hAnsi="Times New Roman" w:cs="Times New Roman"/>
+          <w:sz w:val="24"/>
+          <w:szCs w:val="24"/>
+          <w:lang w:eastAsia="en-IN"/>
+        </w:rPr>
+      </w:pPr>
+      <w:r>
+        <w:rPr>
+          <w:rFonts w:ascii="Times New Roman" w:eastAsia="Times New Roman" w:hAnsi="Times New Roman" w:cs="Times New Roman"/>
+          <w:sz w:val="24"/>
+          <w:szCs w:val="24"/>
+          <w:lang w:eastAsia="en-IN"/>
+        </w:rPr>
+        <w:pict w14:anchorId="2C858C8A">
+          <v:rect id="_x0000_i1037" style="width:0;height:1.5pt" o:hralign="center" o:hrstd="t" o:hr="t" fillcolor="#a0a0a0" stroked="f"/>
         </w:pict>
       </w:r>
+    </w:p>
+    <w:p/>
+    <w:p>
+      <w:pPr>
+        <w:spacing w:before="100" w:beforeAutospacing="1" w:after="100" w:afterAutospacing="1" w:line="240" w:lineRule="auto"/>
+        <w:rPr>
+          <w:rFonts w:ascii="Times New Roman" w:eastAsia="Times New Roman" w:hAnsi="Times New Roman" w:cs="Times New Roman"/>
+          <w:sz w:val="24"/>
+          <w:szCs w:val="24"/>
+          <w:lang w:eastAsia="en-IN"/>
+        </w:rPr>
+      </w:pPr>
     </w:p>
     <w:sectPr>
       <w:pgSz w:w="11906" w:h="16838"/>
@@ -4651,6 +4946,11 @@
 
 <file path=word/numbering.xml><?xml version="1.0" encoding="utf-8"?>
 <w:numbering xmlns:wpc="http://schemas.microsoft.com/office/word/2010/wordprocessingCanvas" xmlns:cx="http://schemas.microsoft.com/office/drawing/2014/chartex" xmlns:cx1="http://schemas.microsoft.com/office/drawing/2015/9/8/chartex" xmlns:cx2="http://schemas.microsoft.com/office/drawing/2015/10/21/chartex" xmlns:cx3="http://schemas.microsoft.com/office/drawing/2016/5/9/chartex" xmlns:cx4="http://schemas.microsoft.com/office/drawing/2016/5/10/chartex" xmlns:cx5="http://schemas.microsoft.com/office/drawing/2016/5/11/chartex" xmlns:cx6="http://schemas.microsoft.com/office/drawing/2016/5/12/chartex" xmlns:cx7="http://schemas.microsoft.com/office/drawing/2016/5/13/chartex" xmlns:cx8="http://schemas.microsoft.com/office/drawing/2016/5/14/chartex" xmlns:mc="http://schemas.openxmlformats.org/markup-compatibility/2006" xmlns:aink="http://schemas.microsoft.com/office/drawing/2016/ink" xmlns:am3d="http://schemas.microsoft.com/office/drawing/2017/model3d" xmlns:o="urn:schemas-microsoft-com:office:office" xmlns:oel="http://schemas.microsoft.com/office/2019/extlst" xmlns:r="http://schemas.openxmlformats.org/officeDocument/2006/relationships" xmlns:m="http://schemas.openxmlformats.org/officeDocument/2006/math" xmlns:v="urn:schemas-microsoft-com:vml" xmlns:wp14="http://schemas.microsoft.com/office/word/2010/wordprocessingDrawing" xmlns:wp="http://schemas.openxmlformats.org/drawingml/2006/wordprocessingDrawing" xmlns:w10="urn:schemas-microsoft-com:office:word" xmlns:w="http://schemas.openxmlformats.org/wordprocessingml/2006/main" xmlns:w14="http://schemas.microsoft.com/office/word/2010/wordml" xmlns:w15="http://schemas.microsoft.com/office/word/2012/wordml" xmlns:w16cex="http://schemas.microsoft.com/office/word/2018/wordml/cex" xmlns:w16cid="http://schemas.microsoft.com/office/word/2016/wordml/cid" xmlns:w16="http://schemas.microsoft.com/office/word/2018/wordml" xmlns:w16sdtdh="http://schemas.microsoft.com/office/word/2020/wordml/sdtdatahash" xmlns:w16se="http://schemas.microsoft.com/office/word/2015/wordml/symex" xmlns:wpg="http://schemas.microsoft.com/office/word/2010/wordprocessingGroup" xmlns:wpi="http://schemas.microsoft.com/office/word/2010/wordprocessingInk" xmlns:wne="http://schemas.microsoft.com/office/word/2006/wordml" xmlns:wps="http://schemas.microsoft.com/office/word/2010/wordprocessingShape" mc:Ignorable="w14 w15 w16se w16cid w16 w16cex w16sdtdh wp14">
+  <w:numPicBullet w:numPicBulletId="0">
+    <w:pict>
+      <v:rect id="_x0000_i1048" style="width:0;height:1.5pt" o:hralign="center" o:bullet="t" o:hrstd="t" o:hr="t" fillcolor="#a0a0a0" stroked="f"/>
+    </w:pict>
+  </w:numPicBullet>
   <w:abstractNum w:abstractNumId="0" w15:restartNumberingAfterBreak="0">
     <w:nsid w:val="05385C95"/>
     <w:multiLevelType w:val="multilevel"/>
@@ -4765,6 +5065,147 @@
     </w:lvl>
   </w:abstractNum>
   <w:abstractNum w:abstractNumId="1" w15:restartNumberingAfterBreak="0">
+    <w:nsid w:val="0DA34866"/>
+    <w:multiLevelType w:val="hybridMultilevel"/>
+    <w:tmpl w:val="70E689CA"/>
+    <w:lvl w:ilvl="0" w:tplc="835030BA">
+      <w:start w:val="1"/>
+      <w:numFmt w:val="bullet"/>
+      <w:lvlText w:val=""/>
+      <w:lvlPicBulletId w:val="0"/>
+      <w:lvlJc w:val="left"/>
+      <w:pPr>
+        <w:tabs>
+          <w:tab w:val="num" w:pos="720"/>
+        </w:tabs>
+        <w:ind w:left="720" w:hanging="360"/>
+      </w:pPr>
+      <w:rPr>
+        <w:rFonts w:ascii="Symbol" w:hAnsi="Symbol" w:hint="default"/>
+      </w:rPr>
+    </w:lvl>
+    <w:lvl w:ilvl="1" w:tplc="B6E60644" w:tentative="1">
+      <w:start w:val="1"/>
+      <w:numFmt w:val="bullet"/>
+      <w:lvlText w:val=""/>
+      <w:lvlJc w:val="left"/>
+      <w:pPr>
+        <w:tabs>
+          <w:tab w:val="num" w:pos="1440"/>
+        </w:tabs>
+        <w:ind w:left="1440" w:hanging="360"/>
+      </w:pPr>
+      <w:rPr>
+        <w:rFonts w:ascii="Symbol" w:hAnsi="Symbol" w:hint="default"/>
+      </w:rPr>
+    </w:lvl>
+    <w:lvl w:ilvl="2" w:tplc="987A023E" w:tentative="1">
+      <w:start w:val="1"/>
+      <w:numFmt w:val="bullet"/>
+      <w:lvlText w:val=""/>
+      <w:lvlJc w:val="left"/>
+      <w:pPr>
+        <w:tabs>
+          <w:tab w:val="num" w:pos="2160"/>
+        </w:tabs>
+        <w:ind w:left="2160" w:hanging="360"/>
+      </w:pPr>
+      <w:rPr>
+        <w:rFonts w:ascii="Symbol" w:hAnsi="Symbol" w:hint="default"/>
+      </w:rPr>
+    </w:lvl>
+    <w:lvl w:ilvl="3" w:tplc="6F826C28" w:tentative="1">
+      <w:start w:val="1"/>
+      <w:numFmt w:val="bullet"/>
+      <w:lvlText w:val=""/>
+      <w:lvlJc w:val="left"/>
+      <w:pPr>
+        <w:tabs>
+          <w:tab w:val="num" w:pos="2880"/>
+        </w:tabs>
+        <w:ind w:left="2880" w:hanging="360"/>
+      </w:pPr>
+      <w:rPr>
+        <w:rFonts w:ascii="Symbol" w:hAnsi="Symbol" w:hint="default"/>
+      </w:rPr>
+    </w:lvl>
+    <w:lvl w:ilvl="4" w:tplc="DB40BEA6" w:tentative="1">
+      <w:start w:val="1"/>
+      <w:numFmt w:val="bullet"/>
+      <w:lvlText w:val=""/>
+      <w:lvlJc w:val="left"/>
+      <w:pPr>
+        <w:tabs>
+          <w:tab w:val="num" w:pos="3600"/>
+        </w:tabs>
+        <w:ind w:left="3600" w:hanging="360"/>
+      </w:pPr>
+      <w:rPr>
+        <w:rFonts w:ascii="Symbol" w:hAnsi="Symbol" w:hint="default"/>
+      </w:rPr>
+    </w:lvl>
+    <w:lvl w:ilvl="5" w:tplc="A22848AC" w:tentative="1">
+      <w:start w:val="1"/>
+      <w:numFmt w:val="bullet"/>
+      <w:lvlText w:val=""/>
+      <w:lvlJc w:val="left"/>
+      <w:pPr>
+        <w:tabs>
+          <w:tab w:val="num" w:pos="4320"/>
+        </w:tabs>
+        <w:ind w:left="4320" w:hanging="360"/>
+      </w:pPr>
+      <w:rPr>
+        <w:rFonts w:ascii="Symbol" w:hAnsi="Symbol" w:hint="default"/>
+      </w:rPr>
+    </w:lvl>
+    <w:lvl w:ilvl="6" w:tplc="5F746786" w:tentative="1">
+      <w:start w:val="1"/>
+      <w:numFmt w:val="bullet"/>
+      <w:lvlText w:val=""/>
+      <w:lvlJc w:val="left"/>
+      <w:pPr>
+        <w:tabs>
+          <w:tab w:val="num" w:pos="5040"/>
+        </w:tabs>
+        <w:ind w:left="5040" w:hanging="360"/>
+      </w:pPr>
+      <w:rPr>
+        <w:rFonts w:ascii="Symbol" w:hAnsi="Symbol" w:hint="default"/>
+      </w:rPr>
+    </w:lvl>
+    <w:lvl w:ilvl="7" w:tplc="F10285C0" w:tentative="1">
+      <w:start w:val="1"/>
+      <w:numFmt w:val="bullet"/>
+      <w:lvlText w:val=""/>
+      <w:lvlJc w:val="left"/>
+      <w:pPr>
+        <w:tabs>
+          <w:tab w:val="num" w:pos="5760"/>
+        </w:tabs>
+        <w:ind w:left="5760" w:hanging="360"/>
+      </w:pPr>
+      <w:rPr>
+        <w:rFonts w:ascii="Symbol" w:hAnsi="Symbol" w:hint="default"/>
+      </w:rPr>
+    </w:lvl>
+    <w:lvl w:ilvl="8" w:tplc="A81CBDEC" w:tentative="1">
+      <w:start w:val="1"/>
+      <w:numFmt w:val="bullet"/>
+      <w:lvlText w:val=""/>
+      <w:lvlJc w:val="left"/>
+      <w:pPr>
+        <w:tabs>
+          <w:tab w:val="num" w:pos="6480"/>
+        </w:tabs>
+        <w:ind w:left="6480" w:hanging="360"/>
+      </w:pPr>
+      <w:rPr>
+        <w:rFonts w:ascii="Symbol" w:hAnsi="Symbol" w:hint="default"/>
+      </w:rPr>
+    </w:lvl>
+  </w:abstractNum>
+  <w:abstractNum w:abstractNumId="2" w15:restartNumberingAfterBreak="0">
     <w:nsid w:val="251C679B"/>
     <w:multiLevelType w:val="multilevel"/>
     <w:tmpl w:val="C3DEBDC0"/>
@@ -4877,7 +5318,7 @@
       </w:pPr>
     </w:lvl>
   </w:abstractNum>
-  <w:abstractNum w:abstractNumId="2" w15:restartNumberingAfterBreak="0">
+  <w:abstractNum w:abstractNumId="3" w15:restartNumberingAfterBreak="0">
     <w:nsid w:val="28561AB6"/>
     <w:multiLevelType w:val="multilevel"/>
     <w:tmpl w:val="C862061A"/>
@@ -4990,7 +5431,7 @@
       </w:pPr>
     </w:lvl>
   </w:abstractNum>
-  <w:abstractNum w:abstractNumId="3" w15:restartNumberingAfterBreak="0">
+  <w:abstractNum w:abstractNumId="4" w15:restartNumberingAfterBreak="0">
     <w:nsid w:val="2B7200C1"/>
     <w:multiLevelType w:val="multilevel"/>
     <w:tmpl w:val="1C484E04"/>
@@ -5103,7 +5544,7 @@
       </w:pPr>
     </w:lvl>
   </w:abstractNum>
-  <w:abstractNum w:abstractNumId="4" w15:restartNumberingAfterBreak="0">
+  <w:abstractNum w:abstractNumId="5" w15:restartNumberingAfterBreak="0">
     <w:nsid w:val="31BD6030"/>
     <w:multiLevelType w:val="multilevel"/>
     <w:tmpl w:val="9CAC134A"/>
@@ -5216,7 +5657,7 @@
       </w:pPr>
     </w:lvl>
   </w:abstractNum>
-  <w:abstractNum w:abstractNumId="5" w15:restartNumberingAfterBreak="0">
+  <w:abstractNum w:abstractNumId="6" w15:restartNumberingAfterBreak="0">
     <w:nsid w:val="36FF19C3"/>
     <w:multiLevelType w:val="multilevel"/>
     <w:tmpl w:val="1464A9BC"/>
@@ -5329,7 +5770,7 @@
       </w:pPr>
     </w:lvl>
   </w:abstractNum>
-  <w:abstractNum w:abstractNumId="6" w15:restartNumberingAfterBreak="0">
+  <w:abstractNum w:abstractNumId="7" w15:restartNumberingAfterBreak="0">
     <w:nsid w:val="37F32B7D"/>
     <w:multiLevelType w:val="multilevel"/>
     <w:tmpl w:val="07964106"/>
@@ -5442,7 +5883,120 @@
       </w:pPr>
     </w:lvl>
   </w:abstractNum>
-  <w:abstractNum w:abstractNumId="7" w15:restartNumberingAfterBreak="0">
+  <w:abstractNum w:abstractNumId="8" w15:restartNumberingAfterBreak="0">
+    <w:nsid w:val="3D78662A"/>
+    <w:multiLevelType w:val="multilevel"/>
+    <w:tmpl w:val="2A22C802"/>
+    <w:lvl w:ilvl="0">
+      <w:start w:val="41"/>
+      <w:numFmt w:val="decimal"/>
+      <w:lvlText w:val="%1."/>
+      <w:lvlJc w:val="left"/>
+      <w:pPr>
+        <w:tabs>
+          <w:tab w:val="num" w:pos="720"/>
+        </w:tabs>
+        <w:ind w:left="720" w:hanging="360"/>
+      </w:pPr>
+    </w:lvl>
+    <w:lvl w:ilvl="1" w:tentative="1">
+      <w:start w:val="1"/>
+      <w:numFmt w:val="decimal"/>
+      <w:lvlText w:val="%2."/>
+      <w:lvlJc w:val="left"/>
+      <w:pPr>
+        <w:tabs>
+          <w:tab w:val="num" w:pos="1440"/>
+        </w:tabs>
+        <w:ind w:left="1440" w:hanging="360"/>
+      </w:pPr>
+    </w:lvl>
+    <w:lvl w:ilvl="2" w:tentative="1">
+      <w:start w:val="1"/>
+      <w:numFmt w:val="decimal"/>
+      <w:lvlText w:val="%3."/>
+      <w:lvlJc w:val="left"/>
+      <w:pPr>
+        <w:tabs>
+          <w:tab w:val="num" w:pos="2160"/>
+        </w:tabs>
+        <w:ind w:left="2160" w:hanging="360"/>
+      </w:pPr>
+    </w:lvl>
+    <w:lvl w:ilvl="3" w:tentative="1">
+      <w:start w:val="1"/>
+      <w:numFmt w:val="decimal"/>
+      <w:lvlText w:val="%4."/>
+      <w:lvlJc w:val="left"/>
+      <w:pPr>
+        <w:tabs>
+          <w:tab w:val="num" w:pos="2880"/>
+        </w:tabs>
+        <w:ind w:left="2880" w:hanging="360"/>
+      </w:pPr>
+    </w:lvl>
+    <w:lvl w:ilvl="4" w:tentative="1">
+      <w:start w:val="1"/>
+      <w:numFmt w:val="decimal"/>
+      <w:lvlText w:val="%5."/>
+      <w:lvlJc w:val="left"/>
+      <w:pPr>
+        <w:tabs>
+          <w:tab w:val="num" w:pos="3600"/>
+        </w:tabs>
+        <w:ind w:left="3600" w:hanging="360"/>
+      </w:pPr>
+    </w:lvl>
+    <w:lvl w:ilvl="5" w:tentative="1">
+      <w:start w:val="1"/>
+      <w:numFmt w:val="decimal"/>
+      <w:lvlText w:val="%6."/>
+      <w:lvlJc w:val="left"/>
+      <w:pPr>
+        <w:tabs>
+          <w:tab w:val="num" w:pos="4320"/>
+        </w:tabs>
+        <w:ind w:left="4320" w:hanging="360"/>
+      </w:pPr>
+    </w:lvl>
+    <w:lvl w:ilvl="6" w:tentative="1">
+      <w:start w:val="1"/>
+      <w:numFmt w:val="decimal"/>
+      <w:lvlText w:val="%7."/>
+      <w:lvlJc w:val="left"/>
+      <w:pPr>
+        <w:tabs>
+          <w:tab w:val="num" w:pos="5040"/>
+        </w:tabs>
+        <w:ind w:left="5040" w:hanging="360"/>
+      </w:pPr>
+    </w:lvl>
+    <w:lvl w:ilvl="7" w:tentative="1">
+      <w:start w:val="1"/>
+      <w:numFmt w:val="decimal"/>
+      <w:lvlText w:val="%8."/>
+      <w:lvlJc w:val="left"/>
+      <w:pPr>
+        <w:tabs>
+          <w:tab w:val="num" w:pos="5760"/>
+        </w:tabs>
+        <w:ind w:left="5760" w:hanging="360"/>
+      </w:pPr>
+    </w:lvl>
+    <w:lvl w:ilvl="8" w:tentative="1">
+      <w:start w:val="1"/>
+      <w:numFmt w:val="decimal"/>
+      <w:lvlText w:val="%9."/>
+      <w:lvlJc w:val="left"/>
+      <w:pPr>
+        <w:tabs>
+          <w:tab w:val="num" w:pos="6480"/>
+        </w:tabs>
+        <w:ind w:left="6480" w:hanging="360"/>
+      </w:pPr>
+    </w:lvl>
+  </w:abstractNum>
+  <w:abstractNum w:abstractNumId="9" w15:restartNumberingAfterBreak="0">
     <w:nsid w:val="45562793"/>
     <w:multiLevelType w:val="multilevel"/>
     <w:tmpl w:val="CF4EA162"/>
@@ -5555,7 +6109,7 @@
       </w:pPr>
     </w:lvl>
   </w:abstractNum>
-  <w:abstractNum w:abstractNumId="8" w15:restartNumberingAfterBreak="0">
+  <w:abstractNum w:abstractNumId="10" w15:restartNumberingAfterBreak="0">
     <w:nsid w:val="4CD43958"/>
     <w:multiLevelType w:val="multilevel"/>
     <w:tmpl w:val="504CCF98"/>
@@ -5668,7 +6222,7 @@
       </w:pPr>
     </w:lvl>
   </w:abstractNum>
-  <w:abstractNum w:abstractNumId="9" w15:restartNumberingAfterBreak="0">
+  <w:abstractNum w:abstractNumId="11" w15:restartNumberingAfterBreak="0">
     <w:nsid w:val="4E9C0518"/>
     <w:multiLevelType w:val="multilevel"/>
     <w:tmpl w:val="1AB4CAB4"/>
@@ -5781,7 +6335,7 @@
       </w:pPr>
     </w:lvl>
   </w:abstractNum>
-  <w:abstractNum w:abstractNumId="10" w15:restartNumberingAfterBreak="0">
+  <w:abstractNum w:abstractNumId="12" w15:restartNumberingAfterBreak="0">
     <w:nsid w:val="5161492E"/>
     <w:multiLevelType w:val="multilevel"/>
     <w:tmpl w:val="72F45346"/>
@@ -5894,7 +6448,7 @@
       </w:pPr>
     </w:lvl>
   </w:abstractNum>
-  <w:abstractNum w:abstractNumId="11" w15:restartNumberingAfterBreak="0">
+  <w:abstractNum w:abstractNumId="13" w15:restartNumberingAfterBreak="0">
     <w:nsid w:val="55100965"/>
     <w:multiLevelType w:val="multilevel"/>
     <w:tmpl w:val="34EA45D4"/>
@@ -6007,7 +6561,7 @@
       </w:pPr>
     </w:lvl>
   </w:abstractNum>
-  <w:abstractNum w:abstractNumId="12" w15:restartNumberingAfterBreak="0">
+  <w:abstractNum w:abstractNumId="14" w15:restartNumberingAfterBreak="0">
     <w:nsid w:val="5A430A2F"/>
     <w:multiLevelType w:val="multilevel"/>
     <w:tmpl w:val="9A5A194A"/>
@@ -6120,7 +6674,7 @@
       </w:pPr>
     </w:lvl>
   </w:abstractNum>
-  <w:abstractNum w:abstractNumId="13" w15:restartNumberingAfterBreak="0">
+  <w:abstractNum w:abstractNumId="15" w15:restartNumberingAfterBreak="0">
     <w:nsid w:val="5A7E6AF1"/>
     <w:multiLevelType w:val="multilevel"/>
     <w:tmpl w:val="F31E5902"/>
@@ -6233,7 +6787,7 @@
       </w:pPr>
     </w:lvl>
   </w:abstractNum>
-  <w:abstractNum w:abstractNumId="14" w15:restartNumberingAfterBreak="0">
+  <w:abstractNum w:abstractNumId="16" w15:restartNumberingAfterBreak="0">
     <w:nsid w:val="61013D0C"/>
     <w:multiLevelType w:val="multilevel"/>
     <w:tmpl w:val="67581774"/>
@@ -6346,7 +6900,7 @@
       </w:pPr>
     </w:lvl>
   </w:abstractNum>
-  <w:abstractNum w:abstractNumId="15" w15:restartNumberingAfterBreak="0">
+  <w:abstractNum w:abstractNumId="17" w15:restartNumberingAfterBreak="0">
     <w:nsid w:val="72632032"/>
     <w:multiLevelType w:val="multilevel"/>
     <w:tmpl w:val="9EBE5772"/>
@@ -6459,7 +7013,7 @@
       </w:pPr>
     </w:lvl>
   </w:abstractNum>
-  <w:abstractNum w:abstractNumId="16" w15:restartNumberingAfterBreak="0">
+  <w:abstractNum w:abstractNumId="18" w15:restartNumberingAfterBreak="0">
     <w:nsid w:val="738C08BA"/>
     <w:multiLevelType w:val="multilevel"/>
     <w:tmpl w:val="EC74C6AA"/>
@@ -6572,7 +7126,7 @@
       </w:pPr>
     </w:lvl>
   </w:abstractNum>
-  <w:abstractNum w:abstractNumId="17" w15:restartNumberingAfterBreak="0">
+  <w:abstractNum w:abstractNumId="19" w15:restartNumberingAfterBreak="0">
     <w:nsid w:val="794B7211"/>
     <w:multiLevelType w:val="multilevel"/>
     <w:tmpl w:val="A2668E2A"/>
@@ -6685,7 +7239,7 @@
       </w:pPr>
     </w:lvl>
   </w:abstractNum>
-  <w:abstractNum w:abstractNumId="18" w15:restartNumberingAfterBreak="0">
+  <w:abstractNum w:abstractNumId="20" w15:restartNumberingAfterBreak="0">
     <w:nsid w:val="7EE85DD2"/>
     <w:multiLevelType w:val="multilevel"/>
     <w:tmpl w:val="1BA4E6D2"/>
@@ -6799,61 +7353,67 @@
     </w:lvl>
   </w:abstractNum>
   <w:num w:numId="1" w16cid:durableId="1006058391">
-    <w:abstractNumId w:val="8"/>
+    <w:abstractNumId w:val="10"/>
   </w:num>
   <w:num w:numId="2" w16cid:durableId="1578129733">
+    <w:abstractNumId w:val="7"/>
+  </w:num>
+  <w:num w:numId="3" w16cid:durableId="1984582155">
+    <w:abstractNumId w:val="5"/>
+  </w:num>
+  <w:num w:numId="4" w16cid:durableId="692849229">
+    <w:abstractNumId w:val="4"/>
+  </w:num>
+  <w:num w:numId="5" w16cid:durableId="33116377">
+    <w:abstractNumId w:val="12"/>
+  </w:num>
+  <w:num w:numId="6" w16cid:durableId="535580399">
+    <w:abstractNumId w:val="14"/>
+  </w:num>
+  <w:num w:numId="7" w16cid:durableId="1889141434">
+    <w:abstractNumId w:val="3"/>
+  </w:num>
+  <w:num w:numId="8" w16cid:durableId="1220243574">
+    <w:abstractNumId w:val="13"/>
+  </w:num>
+  <w:num w:numId="9" w16cid:durableId="485434638">
+    <w:abstractNumId w:val="9"/>
+  </w:num>
+  <w:num w:numId="10" w16cid:durableId="332610110">
+    <w:abstractNumId w:val="2"/>
+  </w:num>
+  <w:num w:numId="11" w16cid:durableId="1257061655">
     <w:abstractNumId w:val="6"/>
   </w:num>
-  <w:num w:numId="3" w16cid:durableId="1984582155">
-    <w:abstractNumId w:val="4"/>
-  </w:num>
-  <w:num w:numId="4" w16cid:durableId="692849229">
-    <w:abstractNumId w:val="3"/>
-  </w:num>
-  <w:num w:numId="5" w16cid:durableId="33116377">
-    <w:abstractNumId w:val="10"/>
-  </w:num>
-  <w:num w:numId="6" w16cid:durableId="535580399">
-    <w:abstractNumId w:val="12"/>
-  </w:num>
-  <w:num w:numId="7" w16cid:durableId="1889141434">
-    <w:abstractNumId w:val="2"/>
-  </w:num>
-  <w:num w:numId="8" w16cid:durableId="1220243574">
-    <w:abstractNumId w:val="11"/>
-  </w:num>
-  <w:num w:numId="9" w16cid:durableId="485434638">
-    <w:abstractNumId w:val="7"/>
-  </w:num>
-  <w:num w:numId="10" w16cid:durableId="332610110">
-    <w:abstractNumId w:val="1"/>
-  </w:num>
-  <w:num w:numId="11" w16cid:durableId="1257061655">
-    <w:abstractNumId w:val="5"/>
-  </w:num>
   <w:num w:numId="12" w16cid:durableId="1795634693">
-    <w:abstractNumId w:val="14"/>
+    <w:abstractNumId w:val="16"/>
   </w:num>
   <w:num w:numId="13" w16cid:durableId="451634902">
-    <w:abstractNumId w:val="17"/>
+    <w:abstractNumId w:val="19"/>
   </w:num>
   <w:num w:numId="14" w16cid:durableId="1992368005">
-    <w:abstractNumId w:val="18"/>
+    <w:abstractNumId w:val="20"/>
   </w:num>
   <w:num w:numId="15" w16cid:durableId="233661161">
     <w:abstractNumId w:val="0"/>
   </w:num>
   <w:num w:numId="16" w16cid:durableId="1497108643">
-    <w:abstractNumId w:val="9"/>
+    <w:abstractNumId w:val="11"/>
   </w:num>
   <w:num w:numId="17" w16cid:durableId="1391424286">
-    <w:abstractNumId w:val="16"/>
+    <w:abstractNumId w:val="18"/>
   </w:num>
   <w:num w:numId="18" w16cid:durableId="584150306">
+    <w:abstractNumId w:val="17"/>
+  </w:num>
+  <w:num w:numId="19" w16cid:durableId="2111049900">
     <w:abstractNumId w:val="15"/>
   </w:num>
-  <w:num w:numId="19" w16cid:durableId="2111049900">
-    <w:abstractNumId w:val="13"/>
+  <w:num w:numId="20" w16cid:durableId="1163356225">
+    <w:abstractNumId w:val="1"/>
+  </w:num>
+  <w:num w:numId="21" w16cid:durableId="1589197448">
+    <w:abstractNumId w:val="8"/>
   </w:num>
 </w:numbering>
 </file>
@@ -7324,6 +7884,17 @@
       <w:lang w:eastAsia="en-IN"/>
     </w:rPr>
   </w:style>
+  <w:style w:type="paragraph" w:styleId="ListParagraph">
+    <w:name w:val="List Paragraph"/>
+    <w:basedOn w:val="Normal"/>
+    <w:uiPriority w:val="34"/>
+    <w:qFormat/>
+    <w:rsid w:val="00B77FC3"/>
+    <w:pPr>
+      <w:ind w:left="720"/>
+      <w:contextualSpacing/>
+    </w:pPr>
+  </w:style>
 </w:styles>
 </file>
 

--- a/interview ques .docx
+++ b/interview ques .docx
@@ -232,7 +232,6 @@
         </w:rPr>
         <w:t xml:space="preserve">Sort list (without using sort) </w:t>
       </w:r>
-      <w:proofErr w:type="gramStart"/>
       <w:r>
         <w:rPr>
           <w:rFonts w:ascii="Times New Roman" w:eastAsia="Times New Roman" w:hAnsi="Times New Roman" w:cs="Times New Roman"/>
@@ -243,7 +242,6 @@
         <w:t>–(</w:t>
       </w:r>
       <w:proofErr w:type="spellStart"/>
-      <w:proofErr w:type="gramEnd"/>
       <w:r>
         <w:rPr>
           <w:rFonts w:ascii="Times New Roman" w:eastAsia="Times New Roman" w:hAnsi="Times New Roman" w:cs="Times New Roman"/>
@@ -330,7 +328,7 @@
           <w:lang w:eastAsia="en-IN"/>
         </w:rPr>
         <w:pict w14:anchorId="16933AEF">
-          <v:rect id="_x0000_i1025" style="width:0;height:1.5pt" o:hralign="center" o:hrstd="t" o:hr="t" fillcolor="#a0a0a0" stroked="f"/>
+          <v:rect id="_x0000_i1026" style="width:0;height:1.5pt" o:hralign="center" o:hrstd="t" o:hr="t" fillcolor="#a0a0a0" stroked="f"/>
         </w:pict>
       </w:r>
     </w:p>
@@ -910,7 +908,7 @@
           <w:lang w:eastAsia="en-IN"/>
         </w:rPr>
         <w:pict w14:anchorId="11129152">
-          <v:rect id="_x0000_i1026" style="width:0;height:1.5pt" o:hralign="center" o:hrstd="t" o:hr="t" fillcolor="#a0a0a0" stroked="f"/>
+          <v:rect id="_x0000_i1027" style="width:0;height:1.5pt" o:hralign="center" o:hrstd="t" o:hr="t" fillcolor="#a0a0a0" stroked="f"/>
         </w:pict>
       </w:r>
     </w:p>
@@ -1770,7 +1768,7 @@
           <w:lang w:eastAsia="en-IN"/>
         </w:rPr>
         <w:pict w14:anchorId="22E844FD">
-          <v:rect id="_x0000_i1027" style="width:0;height:1.5pt" o:hralign="center" o:hrstd="t" o:hr="t" fillcolor="#a0a0a0" stroked="f"/>
+          <v:rect id="_x0000_i1028" style="width:0;height:1.5pt" o:hralign="center" o:hrstd="t" o:hr="t" fillcolor="#a0a0a0" stroked="f"/>
         </w:pict>
       </w:r>
     </w:p>
@@ -2072,7 +2070,7 @@
           <w:lang w:eastAsia="en-IN"/>
         </w:rPr>
         <w:pict w14:anchorId="43AB702E">
-          <v:rect id="_x0000_i1028" style="width:0;height:1.5pt" o:hralign="center" o:hrstd="t" o:hr="t" fillcolor="#a0a0a0" stroked="f"/>
+          <v:rect id="_x0000_i1029" style="width:0;height:1.5pt" o:hralign="center" o:hrstd="t" o:hr="t" fillcolor="#a0a0a0" stroked="f"/>
         </w:pict>
       </w:r>
     </w:p>
@@ -2373,7 +2371,7 @@
           <w:lang w:eastAsia="en-IN"/>
         </w:rPr>
         <w:pict w14:anchorId="22FB7F7C">
-          <v:rect id="_x0000_i1029" style="width:0;height:1.5pt" o:hralign="center" o:hrstd="t" o:hr="t" fillcolor="#a0a0a0" stroked="f"/>
+          <v:rect id="_x0000_i1030" style="width:0;height:1.5pt" o:hralign="center" o:hrstd="t" o:hr="t" fillcolor="#a0a0a0" stroked="f"/>
         </w:pict>
       </w:r>
     </w:p>
@@ -3301,7 +3299,7 @@
           <w:lang w:eastAsia="en-IN"/>
         </w:rPr>
         <w:pict w14:anchorId="1F051B4D">
-          <v:rect id="_x0000_i1030" style="width:0;height:1.5pt" o:hralign="center" o:hrstd="t" o:hr="t" fillcolor="#a0a0a0" stroked="f"/>
+          <v:rect id="_x0000_i1031" style="width:0;height:1.5pt" o:hralign="center" o:hrstd="t" o:hr="t" fillcolor="#a0a0a0" stroked="f"/>
         </w:pict>
       </w:r>
     </w:p>
@@ -3622,7 +3620,7 @@
           <w:lang w:eastAsia="en-IN"/>
         </w:rPr>
         <w:pict w14:anchorId="21F50974">
-          <v:rect id="_x0000_i1031" style="width:0;height:1.5pt" o:hralign="center" o:hrstd="t" o:hr="t" fillcolor="#a0a0a0" stroked="f"/>
+          <v:rect id="_x0000_i1032" style="width:0;height:1.5pt" o:hralign="center" o:hrstd="t" o:hr="t" fillcolor="#a0a0a0" stroked="f"/>
         </w:pict>
       </w:r>
     </w:p>
@@ -4062,7 +4060,7 @@
       </w:pPr>
       <w:r>
         <w:pict w14:anchorId="464F1FCA">
-          <v:rect id="_x0000_i1032" style="width:0;height:1.5pt" o:hralign="center" o:hrstd="t" o:hr="t" fillcolor="#a0a0a0" stroked="f"/>
+          <v:rect id="_x0000_i1033" style="width:0;height:1.5pt" o:hralign="center" o:hrstd="t" o:hr="t" fillcolor="#a0a0a0" stroked="f"/>
         </w:pict>
       </w:r>
     </w:p>
@@ -4341,7 +4339,7 @@
       </w:pPr>
       <w:r>
         <w:pict w14:anchorId="6C127D07">
-          <v:rect id="_x0000_i1033" style="width:0;height:1.5pt" o:hralign="center" o:hrstd="t" o:hr="t" fillcolor="#a0a0a0" stroked="f"/>
+          <v:rect id="_x0000_i1034" style="width:0;height:1.5pt" o:hralign="center" o:hrstd="t" o:hr="t" fillcolor="#a0a0a0" stroked="f"/>
         </w:pict>
       </w:r>
     </w:p>
@@ -4485,7 +4483,7 @@
       </w:pPr>
       <w:r>
         <w:pict w14:anchorId="1C535AEC">
-          <v:rect id="_x0000_i1034" style="width:0;height:1.5pt" o:hralign="center" o:hrstd="t" o:hr="t" fillcolor="#a0a0a0" stroked="f"/>
+          <v:rect id="_x0000_i1035" style="width:0;height:1.5pt" o:hralign="center" o:hrstd="t" o:hr="t" fillcolor="#a0a0a0" stroked="f"/>
         </w:pict>
       </w:r>
     </w:p>
@@ -4902,6 +4900,285 @@
     </w:p>
     <w:p>
       <w:pPr>
+        <w:spacing w:before="100" w:beforeAutospacing="1" w:after="100" w:afterAutospacing="1" w:line="240" w:lineRule="auto"/>
+        <w:outlineLvl w:val="0"/>
+        <w:rPr>
+          <w:rFonts w:ascii="Times New Roman" w:eastAsia="Times New Roman" w:hAnsi="Times New Roman" w:cs="Times New Roman"/>
+          <w:b/>
+          <w:bCs/>
+          <w:kern w:val="36"/>
+          <w:sz w:val="48"/>
+          <w:szCs w:val="48"/>
+          <w:lang w:eastAsia="en-IN"/>
+        </w:rPr>
+      </w:pPr>
+      <w:r>
+        <w:rPr>
+          <w:rFonts w:ascii="Segoe UI Emoji" w:eastAsia="Times New Roman" w:hAnsi="Segoe UI Emoji" w:cs="Segoe UI Emoji"/>
+          <w:b/>
+          <w:bCs/>
+          <w:kern w:val="36"/>
+          <w:sz w:val="48"/>
+          <w:szCs w:val="48"/>
+          <w:lang w:eastAsia="en-IN"/>
+        </w:rPr>
+        <w:t>✅</w:t>
+      </w:r>
+      <w:r>
+        <w:rPr>
+          <w:rFonts w:ascii="Times New Roman" w:eastAsia="Times New Roman" w:hAnsi="Times New Roman" w:cs="Times New Roman"/>
+          <w:b/>
+          <w:bCs/>
+          <w:kern w:val="36"/>
+          <w:sz w:val="48"/>
+          <w:szCs w:val="48"/>
+          <w:lang w:eastAsia="en-IN"/>
+        </w:rPr>
+        <w:t xml:space="preserve"> Same Level Questions</w:t>
+      </w:r>
+    </w:p>
+    <w:p>
+      <w:pPr>
+        <w:numPr>
+          <w:ilvl w:val="0"/>
+          <w:numId w:val="23"/>
+        </w:numPr>
+        <w:spacing w:before="100" w:beforeAutospacing="1" w:after="100" w:afterAutospacing="1" w:line="240" w:lineRule="auto"/>
+        <w:rPr>
+          <w:rFonts w:ascii="Times New Roman" w:eastAsia="Times New Roman" w:hAnsi="Times New Roman" w:cs="Times New Roman"/>
+          <w:sz w:val="24"/>
+          <w:szCs w:val="24"/>
+          <w:lang w:eastAsia="en-IN"/>
+        </w:rPr>
+      </w:pPr>
+      <w:r>
+        <w:rPr>
+          <w:rFonts w:ascii="Times New Roman" w:eastAsia="Times New Roman" w:hAnsi="Times New Roman" w:cs="Times New Roman"/>
+          <w:sz w:val="24"/>
+          <w:szCs w:val="24"/>
+          <w:lang w:eastAsia="en-IN"/>
+        </w:rPr>
+        <w:t xml:space="preserve">Find subarray where first and last element are equal </w:t>
+      </w:r>
+    </w:p>
+    <w:p>
+      <w:pPr>
+        <w:numPr>
+          <w:ilvl w:val="0"/>
+          <w:numId w:val="23"/>
+        </w:numPr>
+        <w:spacing w:before="100" w:beforeAutospacing="1" w:after="100" w:afterAutospacing="1" w:line="240" w:lineRule="auto"/>
+        <w:rPr>
+          <w:rFonts w:ascii="Times New Roman" w:eastAsia="Times New Roman" w:hAnsi="Times New Roman" w:cs="Times New Roman"/>
+          <w:sz w:val="24"/>
+          <w:szCs w:val="24"/>
+          <w:lang w:eastAsia="en-IN"/>
+        </w:rPr>
+      </w:pPr>
+      <w:r>
+        <w:rPr>
+          <w:rFonts w:ascii="Times New Roman" w:eastAsia="Times New Roman" w:hAnsi="Times New Roman" w:cs="Times New Roman"/>
+          <w:sz w:val="24"/>
+          <w:szCs w:val="24"/>
+          <w:lang w:eastAsia="en-IN"/>
+        </w:rPr>
+        <w:t xml:space="preserve">Rearrange array so that all duplicates come together </w:t>
+      </w:r>
+    </w:p>
+    <w:p>
+      <w:pPr>
+        <w:numPr>
+          <w:ilvl w:val="0"/>
+          <w:numId w:val="23"/>
+        </w:numPr>
+        <w:spacing w:before="100" w:beforeAutospacing="1" w:after="100" w:afterAutospacing="1" w:line="240" w:lineRule="auto"/>
+        <w:rPr>
+          <w:rFonts w:ascii="Times New Roman" w:eastAsia="Times New Roman" w:hAnsi="Times New Roman" w:cs="Times New Roman"/>
+          <w:sz w:val="24"/>
+          <w:szCs w:val="24"/>
+          <w:lang w:eastAsia="en-IN"/>
+        </w:rPr>
+      </w:pPr>
+      <w:r>
+        <w:rPr>
+          <w:rFonts w:ascii="Times New Roman" w:eastAsia="Times New Roman" w:hAnsi="Times New Roman" w:cs="Times New Roman"/>
+          <w:sz w:val="24"/>
+          <w:szCs w:val="24"/>
+          <w:lang w:eastAsia="en-IN"/>
+        </w:rPr>
+        <w:t xml:space="preserve">Rotate only prime numbers in array </w:t>
+      </w:r>
+    </w:p>
+    <w:p>
+      <w:pPr>
+        <w:numPr>
+          <w:ilvl w:val="0"/>
+          <w:numId w:val="23"/>
+        </w:numPr>
+        <w:spacing w:before="100" w:beforeAutospacing="1" w:after="100" w:afterAutospacing="1" w:line="240" w:lineRule="auto"/>
+        <w:rPr>
+          <w:rFonts w:ascii="Times New Roman" w:eastAsia="Times New Roman" w:hAnsi="Times New Roman" w:cs="Times New Roman"/>
+          <w:sz w:val="24"/>
+          <w:szCs w:val="24"/>
+          <w:lang w:eastAsia="en-IN"/>
+        </w:rPr>
+      </w:pPr>
+      <w:r>
+        <w:rPr>
+          <w:rFonts w:ascii="Times New Roman" w:eastAsia="Times New Roman" w:hAnsi="Times New Roman" w:cs="Times New Roman"/>
+          <w:sz w:val="24"/>
+          <w:szCs w:val="24"/>
+          <w:lang w:eastAsia="en-IN"/>
+        </w:rPr>
+        <w:t xml:space="preserve">Replace every element with nearest even element </w:t>
+      </w:r>
+    </w:p>
+    <w:p>
+      <w:pPr>
+        <w:numPr>
+          <w:ilvl w:val="0"/>
+          <w:numId w:val="23"/>
+        </w:numPr>
+        <w:spacing w:before="100" w:beforeAutospacing="1" w:after="100" w:afterAutospacing="1" w:line="240" w:lineRule="auto"/>
+        <w:rPr>
+          <w:rFonts w:ascii="Times New Roman" w:eastAsia="Times New Roman" w:hAnsi="Times New Roman" w:cs="Times New Roman"/>
+          <w:sz w:val="24"/>
+          <w:szCs w:val="24"/>
+          <w:lang w:eastAsia="en-IN"/>
+        </w:rPr>
+      </w:pPr>
+      <w:r>
+        <w:rPr>
+          <w:rFonts w:ascii="Times New Roman" w:eastAsia="Times New Roman" w:hAnsi="Times New Roman" w:cs="Times New Roman"/>
+          <w:sz w:val="24"/>
+          <w:szCs w:val="24"/>
+          <w:lang w:eastAsia="en-IN"/>
+        </w:rPr>
+        <w:t xml:space="preserve">Reverse only negative numbers positions </w:t>
+      </w:r>
+    </w:p>
+    <w:p>
+      <w:pPr>
+        <w:numPr>
+          <w:ilvl w:val="0"/>
+          <w:numId w:val="23"/>
+        </w:numPr>
+        <w:spacing w:before="100" w:beforeAutospacing="1" w:after="100" w:afterAutospacing="1" w:line="240" w:lineRule="auto"/>
+        <w:rPr>
+          <w:rFonts w:ascii="Times New Roman" w:eastAsia="Times New Roman" w:hAnsi="Times New Roman" w:cs="Times New Roman"/>
+          <w:sz w:val="24"/>
+          <w:szCs w:val="24"/>
+          <w:lang w:eastAsia="en-IN"/>
+        </w:rPr>
+      </w:pPr>
+      <w:r>
+        <w:rPr>
+          <w:rFonts w:ascii="Times New Roman" w:eastAsia="Times New Roman" w:hAnsi="Times New Roman" w:cs="Times New Roman"/>
+          <w:sz w:val="24"/>
+          <w:szCs w:val="24"/>
+          <w:lang w:eastAsia="en-IN"/>
+        </w:rPr>
+        <w:t xml:space="preserve">Arrange elements in increasing-decreasing alternate form </w:t>
+      </w:r>
+    </w:p>
+    <w:p>
+      <w:pPr>
+        <w:numPr>
+          <w:ilvl w:val="0"/>
+          <w:numId w:val="23"/>
+        </w:numPr>
+        <w:spacing w:before="100" w:beforeAutospacing="1" w:after="100" w:afterAutospacing="1" w:line="240" w:lineRule="auto"/>
+        <w:rPr>
+          <w:rFonts w:ascii="Times New Roman" w:eastAsia="Times New Roman" w:hAnsi="Times New Roman" w:cs="Times New Roman"/>
+          <w:sz w:val="24"/>
+          <w:szCs w:val="24"/>
+          <w:lang w:eastAsia="en-IN"/>
+        </w:rPr>
+      </w:pPr>
+      <w:r>
+        <w:rPr>
+          <w:rFonts w:ascii="Times New Roman" w:eastAsia="Times New Roman" w:hAnsi="Times New Roman" w:cs="Times New Roman"/>
+          <w:sz w:val="24"/>
+          <w:szCs w:val="24"/>
+          <w:lang w:eastAsia="en-IN"/>
+        </w:rPr>
+        <w:t xml:space="preserve">Move all perfect square numbers to front </w:t>
+      </w:r>
+    </w:p>
+    <w:p>
+      <w:pPr>
+        <w:numPr>
+          <w:ilvl w:val="0"/>
+          <w:numId w:val="23"/>
+        </w:numPr>
+        <w:spacing w:before="100" w:beforeAutospacing="1" w:after="100" w:afterAutospacing="1" w:line="240" w:lineRule="auto"/>
+        <w:rPr>
+          <w:rFonts w:ascii="Times New Roman" w:eastAsia="Times New Roman" w:hAnsi="Times New Roman" w:cs="Times New Roman"/>
+          <w:sz w:val="24"/>
+          <w:szCs w:val="24"/>
+          <w:lang w:eastAsia="en-IN"/>
+        </w:rPr>
+      </w:pPr>
+      <w:r>
+        <w:rPr>
+          <w:rFonts w:ascii="Times New Roman" w:eastAsia="Times New Roman" w:hAnsi="Times New Roman" w:cs="Times New Roman"/>
+          <w:sz w:val="24"/>
+          <w:szCs w:val="24"/>
+          <w:lang w:eastAsia="en-IN"/>
+        </w:rPr>
+        <w:t xml:space="preserve">Find longest alternating even-odd subarray </w:t>
+      </w:r>
+    </w:p>
+    <w:p>
+      <w:pPr>
+        <w:numPr>
+          <w:ilvl w:val="0"/>
+          <w:numId w:val="23"/>
+        </w:numPr>
+        <w:spacing w:before="100" w:beforeAutospacing="1" w:after="100" w:afterAutospacing="1" w:line="240" w:lineRule="auto"/>
+        <w:rPr>
+          <w:rFonts w:ascii="Times New Roman" w:eastAsia="Times New Roman" w:hAnsi="Times New Roman" w:cs="Times New Roman"/>
+          <w:sz w:val="24"/>
+          <w:szCs w:val="24"/>
+          <w:lang w:eastAsia="en-IN"/>
+        </w:rPr>
+      </w:pPr>
+      <w:r>
+        <w:rPr>
+          <w:rFonts w:ascii="Times New Roman" w:eastAsia="Times New Roman" w:hAnsi="Times New Roman" w:cs="Times New Roman"/>
+          <w:sz w:val="24"/>
+          <w:szCs w:val="24"/>
+          <w:lang w:eastAsia="en-IN"/>
+        </w:rPr>
+        <w:t xml:space="preserve">Rearrange array so that smallest, largest appear alternately </w:t>
+      </w:r>
+    </w:p>
+    <w:p>
+      <w:pPr>
+        <w:numPr>
+          <w:ilvl w:val="0"/>
+          <w:numId w:val="23"/>
+        </w:numPr>
+        <w:spacing w:before="100" w:beforeAutospacing="1" w:after="100" w:afterAutospacing="1" w:line="240" w:lineRule="auto"/>
+        <w:rPr>
+          <w:rFonts w:ascii="Times New Roman" w:eastAsia="Times New Roman" w:hAnsi="Times New Roman" w:cs="Times New Roman"/>
+          <w:sz w:val="24"/>
+          <w:szCs w:val="24"/>
+          <w:lang w:eastAsia="en-IN"/>
+        </w:rPr>
+      </w:pPr>
+      <w:r>
+        <w:rPr>
+          <w:rFonts w:ascii="Times New Roman" w:eastAsia="Times New Roman" w:hAnsi="Times New Roman" w:cs="Times New Roman"/>
+          <w:sz w:val="24"/>
+          <w:szCs w:val="24"/>
+          <w:lang w:eastAsia="en-IN"/>
+        </w:rPr>
+        <w:t xml:space="preserve">Reverse groups of elements having same parity </w:t>
+      </w:r>
+    </w:p>
+    <w:p>
+      <w:pPr>
         <w:spacing w:after="0" w:line="240" w:lineRule="auto"/>
         <w:rPr>
           <w:rFonts w:ascii="Times New Roman" w:eastAsia="Times New Roman" w:hAnsi="Times New Roman" w:cs="Times New Roman"/>
@@ -4917,12 +5194,350 @@
           <w:szCs w:val="24"/>
           <w:lang w:eastAsia="en-IN"/>
         </w:rPr>
-        <w:pict w14:anchorId="2C858C8A">
-          <v:rect id="_x0000_i1037" style="width:0;height:1.5pt" o:hralign="center" o:hrstd="t" o:hr="t" fillcolor="#a0a0a0" stroked="f"/>
+        <w:pict w14:anchorId="7579D0D5">
+          <v:rect id="_x0000_i1038" style="width:0;height:1.5pt" o:hralign="center" o:hrstd="t" o:hr="t" fillcolor="#a0a0a0" stroked="f"/>
         </w:pict>
       </w:r>
     </w:p>
-    <w:p/>
+    <w:p>
+      <w:pPr>
+        <w:spacing w:before="100" w:beforeAutospacing="1" w:after="100" w:afterAutospacing="1" w:line="240" w:lineRule="auto"/>
+        <w:outlineLvl w:val="0"/>
+        <w:rPr>
+          <w:rFonts w:ascii="Times New Roman" w:eastAsia="Times New Roman" w:hAnsi="Times New Roman" w:cs="Times New Roman"/>
+          <w:b/>
+          <w:bCs/>
+          <w:kern w:val="36"/>
+          <w:sz w:val="48"/>
+          <w:szCs w:val="48"/>
+          <w:lang w:eastAsia="en-IN"/>
+        </w:rPr>
+      </w:pPr>
+      <w:r>
+        <w:rPr>
+          <w:rFonts w:ascii="Segoe UI Emoji" w:eastAsia="Times New Roman" w:hAnsi="Segoe UI Emoji" w:cs="Segoe UI Emoji"/>
+          <w:b/>
+          <w:bCs/>
+          <w:kern w:val="36"/>
+          <w:sz w:val="48"/>
+          <w:szCs w:val="48"/>
+          <w:lang w:eastAsia="en-IN"/>
+        </w:rPr>
+        <w:t>🔥</w:t>
+      </w:r>
+      <w:r>
+        <w:rPr>
+          <w:rFonts w:ascii="Times New Roman" w:eastAsia="Times New Roman" w:hAnsi="Times New Roman" w:cs="Times New Roman"/>
+          <w:b/>
+          <w:bCs/>
+          <w:kern w:val="36"/>
+          <w:sz w:val="48"/>
+          <w:szCs w:val="48"/>
+          <w:lang w:eastAsia="en-IN"/>
+        </w:rPr>
+        <w:t xml:space="preserve"> +1 Level Up Questions</w:t>
+      </w:r>
+    </w:p>
+    <w:p>
+      <w:pPr>
+        <w:numPr>
+          <w:ilvl w:val="0"/>
+          <w:numId w:val="24"/>
+        </w:numPr>
+        <w:spacing w:before="100" w:beforeAutospacing="1" w:after="100" w:afterAutospacing="1" w:line="240" w:lineRule="auto"/>
+        <w:rPr>
+          <w:rFonts w:ascii="Times New Roman" w:eastAsia="Times New Roman" w:hAnsi="Times New Roman" w:cs="Times New Roman"/>
+          <w:sz w:val="24"/>
+          <w:szCs w:val="24"/>
+          <w:lang w:eastAsia="en-IN"/>
+        </w:rPr>
+      </w:pPr>
+      <w:r>
+        <w:rPr>
+          <w:rFonts w:ascii="Times New Roman" w:eastAsia="Times New Roman" w:hAnsi="Times New Roman" w:cs="Times New Roman"/>
+          <w:sz w:val="24"/>
+          <w:szCs w:val="24"/>
+          <w:lang w:eastAsia="en-IN"/>
+        </w:rPr>
+        <w:t xml:space="preserve">Rearrange array so positives and negatives alternate without extra space </w:t>
+      </w:r>
+    </w:p>
+    <w:p>
+      <w:pPr>
+        <w:numPr>
+          <w:ilvl w:val="0"/>
+          <w:numId w:val="24"/>
+        </w:numPr>
+        <w:spacing w:before="100" w:beforeAutospacing="1" w:after="100" w:afterAutospacing="1" w:line="240" w:lineRule="auto"/>
+        <w:rPr>
+          <w:rFonts w:ascii="Times New Roman" w:eastAsia="Times New Roman" w:hAnsi="Times New Roman" w:cs="Times New Roman"/>
+          <w:sz w:val="24"/>
+          <w:szCs w:val="24"/>
+          <w:lang w:eastAsia="en-IN"/>
+        </w:rPr>
+      </w:pPr>
+      <w:r>
+        <w:rPr>
+          <w:rFonts w:ascii="Times New Roman" w:eastAsia="Times New Roman" w:hAnsi="Times New Roman" w:cs="Times New Roman"/>
+          <w:sz w:val="24"/>
+          <w:szCs w:val="24"/>
+          <w:lang w:eastAsia="en-IN"/>
+        </w:rPr>
+        <w:t xml:space="preserve">Find minimum swaps required to group all even numbers together </w:t>
+      </w:r>
+    </w:p>
+    <w:p>
+      <w:pPr>
+        <w:numPr>
+          <w:ilvl w:val="0"/>
+          <w:numId w:val="24"/>
+        </w:numPr>
+        <w:spacing w:before="100" w:beforeAutospacing="1" w:after="100" w:afterAutospacing="1" w:line="240" w:lineRule="auto"/>
+        <w:rPr>
+          <w:rFonts w:ascii="Times New Roman" w:eastAsia="Times New Roman" w:hAnsi="Times New Roman" w:cs="Times New Roman"/>
+          <w:sz w:val="24"/>
+          <w:szCs w:val="24"/>
+          <w:lang w:eastAsia="en-IN"/>
+        </w:rPr>
+      </w:pPr>
+      <w:r>
+        <w:rPr>
+          <w:rFonts w:ascii="Times New Roman" w:eastAsia="Times New Roman" w:hAnsi="Times New Roman" w:cs="Times New Roman"/>
+          <w:sz w:val="24"/>
+          <w:szCs w:val="24"/>
+          <w:lang w:eastAsia="en-IN"/>
+        </w:rPr>
+        <w:t xml:space="preserve">Arrange array according to frequency, and same frequency by value </w:t>
+      </w:r>
+    </w:p>
+    <w:p>
+      <w:pPr>
+        <w:numPr>
+          <w:ilvl w:val="0"/>
+          <w:numId w:val="24"/>
+        </w:numPr>
+        <w:spacing w:before="100" w:beforeAutospacing="1" w:after="100" w:afterAutospacing="1" w:line="240" w:lineRule="auto"/>
+        <w:rPr>
+          <w:rFonts w:ascii="Times New Roman" w:eastAsia="Times New Roman" w:hAnsi="Times New Roman" w:cs="Times New Roman"/>
+          <w:sz w:val="24"/>
+          <w:szCs w:val="24"/>
+          <w:lang w:eastAsia="en-IN"/>
+        </w:rPr>
+      </w:pPr>
+      <w:r>
+        <w:rPr>
+          <w:rFonts w:ascii="Times New Roman" w:eastAsia="Times New Roman" w:hAnsi="Times New Roman" w:cs="Times New Roman"/>
+          <w:sz w:val="24"/>
+          <w:szCs w:val="24"/>
+          <w:lang w:eastAsia="en-IN"/>
+        </w:rPr>
+        <w:t xml:space="preserve">Rotate subarray having maximum sum only </w:t>
+      </w:r>
+    </w:p>
+    <w:p>
+      <w:pPr>
+        <w:numPr>
+          <w:ilvl w:val="0"/>
+          <w:numId w:val="24"/>
+        </w:numPr>
+        <w:spacing w:before="100" w:beforeAutospacing="1" w:after="100" w:afterAutospacing="1" w:line="240" w:lineRule="auto"/>
+        <w:rPr>
+          <w:rFonts w:ascii="Times New Roman" w:eastAsia="Times New Roman" w:hAnsi="Times New Roman" w:cs="Times New Roman"/>
+          <w:sz w:val="24"/>
+          <w:szCs w:val="24"/>
+          <w:lang w:eastAsia="en-IN"/>
+        </w:rPr>
+      </w:pPr>
+      <w:r>
+        <w:rPr>
+          <w:rFonts w:ascii="Times New Roman" w:eastAsia="Times New Roman" w:hAnsi="Times New Roman" w:cs="Times New Roman"/>
+          <w:sz w:val="24"/>
+          <w:szCs w:val="24"/>
+          <w:lang w:eastAsia="en-IN"/>
+        </w:rPr>
+        <w:t xml:space="preserve">Rearrange array so every element becomes product of </w:t>
+      </w:r>
+      <w:proofErr w:type="spellStart"/>
+      <w:r>
+        <w:rPr>
+          <w:rFonts w:ascii="Times New Roman" w:eastAsia="Times New Roman" w:hAnsi="Times New Roman" w:cs="Times New Roman"/>
+          <w:sz w:val="24"/>
+          <w:szCs w:val="24"/>
+          <w:lang w:eastAsia="en-IN"/>
+        </w:rPr>
+        <w:t>neighbors</w:t>
+      </w:r>
+      <w:proofErr w:type="spellEnd"/>
+      <w:r>
+        <w:rPr>
+          <w:rFonts w:ascii="Times New Roman" w:eastAsia="Times New Roman" w:hAnsi="Times New Roman" w:cs="Times New Roman"/>
+          <w:sz w:val="24"/>
+          <w:szCs w:val="24"/>
+          <w:lang w:eastAsia="en-IN"/>
+        </w:rPr>
+        <w:t xml:space="preserve"> </w:t>
+      </w:r>
+    </w:p>
+    <w:p>
+      <w:pPr>
+        <w:numPr>
+          <w:ilvl w:val="0"/>
+          <w:numId w:val="24"/>
+        </w:numPr>
+        <w:spacing w:before="100" w:beforeAutospacing="1" w:after="100" w:afterAutospacing="1" w:line="240" w:lineRule="auto"/>
+        <w:rPr>
+          <w:rFonts w:ascii="Times New Roman" w:eastAsia="Times New Roman" w:hAnsi="Times New Roman" w:cs="Times New Roman"/>
+          <w:sz w:val="24"/>
+          <w:szCs w:val="24"/>
+          <w:lang w:eastAsia="en-IN"/>
+        </w:rPr>
+      </w:pPr>
+      <w:r>
+        <w:rPr>
+          <w:rFonts w:ascii="Times New Roman" w:eastAsia="Times New Roman" w:hAnsi="Times New Roman" w:cs="Times New Roman"/>
+          <w:sz w:val="24"/>
+          <w:szCs w:val="24"/>
+          <w:lang w:eastAsia="en-IN"/>
+        </w:rPr>
+        <w:t xml:space="preserve">Find longest mountain subarray (increase then decrease) </w:t>
+      </w:r>
+    </w:p>
+    <w:p>
+      <w:pPr>
+        <w:numPr>
+          <w:ilvl w:val="0"/>
+          <w:numId w:val="24"/>
+        </w:numPr>
+        <w:spacing w:before="100" w:beforeAutospacing="1" w:after="100" w:afterAutospacing="1" w:line="240" w:lineRule="auto"/>
+        <w:rPr>
+          <w:rFonts w:ascii="Times New Roman" w:eastAsia="Times New Roman" w:hAnsi="Times New Roman" w:cs="Times New Roman"/>
+          <w:sz w:val="24"/>
+          <w:szCs w:val="24"/>
+          <w:lang w:eastAsia="en-IN"/>
+        </w:rPr>
+      </w:pPr>
+      <w:r>
+        <w:rPr>
+          <w:rFonts w:ascii="Times New Roman" w:eastAsia="Times New Roman" w:hAnsi="Times New Roman" w:cs="Times New Roman"/>
+          <w:sz w:val="24"/>
+          <w:szCs w:val="24"/>
+          <w:lang w:eastAsia="en-IN"/>
+        </w:rPr>
+        <w:t xml:space="preserve">Arrange elements by closeness to average of array </w:t>
+      </w:r>
+    </w:p>
+    <w:p>
+      <w:pPr>
+        <w:numPr>
+          <w:ilvl w:val="0"/>
+          <w:numId w:val="24"/>
+        </w:numPr>
+        <w:spacing w:before="100" w:beforeAutospacing="1" w:after="100" w:afterAutospacing="1" w:line="240" w:lineRule="auto"/>
+        <w:rPr>
+          <w:rFonts w:ascii="Times New Roman" w:eastAsia="Times New Roman" w:hAnsi="Times New Roman" w:cs="Times New Roman"/>
+          <w:sz w:val="24"/>
+          <w:szCs w:val="24"/>
+          <w:lang w:eastAsia="en-IN"/>
+        </w:rPr>
+      </w:pPr>
+      <w:r>
+        <w:rPr>
+          <w:rFonts w:ascii="Times New Roman" w:eastAsia="Times New Roman" w:hAnsi="Times New Roman" w:cs="Times New Roman"/>
+          <w:sz w:val="24"/>
+          <w:szCs w:val="24"/>
+          <w:lang w:eastAsia="en-IN"/>
+        </w:rPr>
+        <w:t xml:space="preserve">Reverse every subarray whose sum is prime </w:t>
+      </w:r>
+    </w:p>
+    <w:p>
+      <w:pPr>
+        <w:numPr>
+          <w:ilvl w:val="0"/>
+          <w:numId w:val="24"/>
+        </w:numPr>
+        <w:spacing w:before="100" w:beforeAutospacing="1" w:after="100" w:afterAutospacing="1" w:line="240" w:lineRule="auto"/>
+        <w:rPr>
+          <w:rFonts w:ascii="Times New Roman" w:eastAsia="Times New Roman" w:hAnsi="Times New Roman" w:cs="Times New Roman"/>
+          <w:sz w:val="24"/>
+          <w:szCs w:val="24"/>
+          <w:lang w:eastAsia="en-IN"/>
+        </w:rPr>
+      </w:pPr>
+      <w:r>
+        <w:rPr>
+          <w:rFonts w:ascii="Times New Roman" w:eastAsia="Times New Roman" w:hAnsi="Times New Roman" w:cs="Times New Roman"/>
+          <w:sz w:val="24"/>
+          <w:szCs w:val="24"/>
+          <w:lang w:eastAsia="en-IN"/>
+        </w:rPr>
+        <w:t xml:space="preserve">Rearrange array so odd indexes contain greater elements than </w:t>
+      </w:r>
+      <w:proofErr w:type="spellStart"/>
+      <w:r>
+        <w:rPr>
+          <w:rFonts w:ascii="Times New Roman" w:eastAsia="Times New Roman" w:hAnsi="Times New Roman" w:cs="Times New Roman"/>
+          <w:sz w:val="24"/>
+          <w:szCs w:val="24"/>
+          <w:lang w:eastAsia="en-IN"/>
+        </w:rPr>
+        <w:t>neighbors</w:t>
+      </w:r>
+      <w:proofErr w:type="spellEnd"/>
+      <w:r>
+        <w:rPr>
+          <w:rFonts w:ascii="Times New Roman" w:eastAsia="Times New Roman" w:hAnsi="Times New Roman" w:cs="Times New Roman"/>
+          <w:sz w:val="24"/>
+          <w:szCs w:val="24"/>
+          <w:lang w:eastAsia="en-IN"/>
+        </w:rPr>
+        <w:t xml:space="preserve"> </w:t>
+      </w:r>
+    </w:p>
+    <w:p>
+      <w:pPr>
+        <w:numPr>
+          <w:ilvl w:val="0"/>
+          <w:numId w:val="24"/>
+        </w:numPr>
+        <w:spacing w:before="100" w:beforeAutospacing="1" w:after="100" w:afterAutospacing="1" w:line="240" w:lineRule="auto"/>
+        <w:rPr>
+          <w:rFonts w:ascii="Times New Roman" w:eastAsia="Times New Roman" w:hAnsi="Times New Roman" w:cs="Times New Roman"/>
+          <w:sz w:val="24"/>
+          <w:szCs w:val="24"/>
+          <w:lang w:eastAsia="en-IN"/>
+        </w:rPr>
+      </w:pPr>
+      <w:r>
+        <w:rPr>
+          <w:rFonts w:ascii="Times New Roman" w:eastAsia="Times New Roman" w:hAnsi="Times New Roman" w:cs="Times New Roman"/>
+          <w:sz w:val="24"/>
+          <w:szCs w:val="24"/>
+          <w:lang w:eastAsia="en-IN"/>
+        </w:rPr>
+        <w:t>Partition array into maximum increasing chunks</w:t>
+      </w:r>
+    </w:p>
+    <w:p>
+      <w:pPr>
+        <w:spacing w:after="0" w:line="240" w:lineRule="auto"/>
+        <w:rPr>
+          <w:rFonts w:ascii="Times New Roman" w:eastAsia="Times New Roman" w:hAnsi="Times New Roman" w:cs="Times New Roman"/>
+          <w:sz w:val="24"/>
+          <w:szCs w:val="24"/>
+          <w:lang w:eastAsia="en-IN"/>
+        </w:rPr>
+      </w:pPr>
+    </w:p>
+    <w:p>
+      <w:pPr>
+        <w:pStyle w:val="ListParagraph"/>
+        <w:numPr>
+          <w:ilvl w:val="0"/>
+          <w:numId w:val="22"/>
+        </w:numPr>
+      </w:pPr>
+    </w:p>
     <w:p>
       <w:pPr>
         <w:spacing w:before="100" w:beforeAutospacing="1" w:after="100" w:afterAutospacing="1" w:line="240" w:lineRule="auto"/>
@@ -4948,7 +5563,12 @@
 <w:numbering xmlns:wpc="http://schemas.microsoft.com/office/word/2010/wordprocessingCanvas" xmlns:cx="http://schemas.microsoft.com/office/drawing/2014/chartex" xmlns:cx1="http://schemas.microsoft.com/office/drawing/2015/9/8/chartex" xmlns:cx2="http://schemas.microsoft.com/office/drawing/2015/10/21/chartex" xmlns:cx3="http://schemas.microsoft.com/office/drawing/2016/5/9/chartex" xmlns:cx4="http://schemas.microsoft.com/office/drawing/2016/5/10/chartex" xmlns:cx5="http://schemas.microsoft.com/office/drawing/2016/5/11/chartex" xmlns:cx6="http://schemas.microsoft.com/office/drawing/2016/5/12/chartex" xmlns:cx7="http://schemas.microsoft.com/office/drawing/2016/5/13/chartex" xmlns:cx8="http://schemas.microsoft.com/office/drawing/2016/5/14/chartex" xmlns:mc="http://schemas.openxmlformats.org/markup-compatibility/2006" xmlns:aink="http://schemas.microsoft.com/office/drawing/2016/ink" xmlns:am3d="http://schemas.microsoft.com/office/drawing/2017/model3d" xmlns:o="urn:schemas-microsoft-com:office:office" xmlns:oel="http://schemas.microsoft.com/office/2019/extlst" xmlns:r="http://schemas.openxmlformats.org/officeDocument/2006/relationships" xmlns:m="http://schemas.openxmlformats.org/officeDocument/2006/math" xmlns:v="urn:schemas-microsoft-com:vml" xmlns:wp14="http://schemas.microsoft.com/office/word/2010/wordprocessingDrawing" xmlns:wp="http://schemas.openxmlformats.org/drawingml/2006/wordprocessingDrawing" xmlns:w10="urn:schemas-microsoft-com:office:word" xmlns:w="http://schemas.openxmlformats.org/wordprocessingml/2006/main" xmlns:w14="http://schemas.microsoft.com/office/word/2010/wordml" xmlns:w15="http://schemas.microsoft.com/office/word/2012/wordml" xmlns:w16cex="http://schemas.microsoft.com/office/word/2018/wordml/cex" xmlns:w16cid="http://schemas.microsoft.com/office/word/2016/wordml/cid" xmlns:w16="http://schemas.microsoft.com/office/word/2018/wordml" xmlns:w16sdtdh="http://schemas.microsoft.com/office/word/2020/wordml/sdtdatahash" xmlns:w16se="http://schemas.microsoft.com/office/word/2015/wordml/symex" xmlns:wpg="http://schemas.microsoft.com/office/word/2010/wordprocessingGroup" xmlns:wpi="http://schemas.microsoft.com/office/word/2010/wordprocessingInk" xmlns:wne="http://schemas.microsoft.com/office/word/2006/wordml" xmlns:wps="http://schemas.microsoft.com/office/word/2010/wordprocessingShape" mc:Ignorable="w14 w15 w16se w16cid w16 w16cex w16sdtdh wp14">
   <w:numPicBullet w:numPicBulletId="0">
     <w:pict>
-      <v:rect id="_x0000_i1048" style="width:0;height:1.5pt" o:hralign="center" o:bullet="t" o:hrstd="t" o:hr="t" fillcolor="#a0a0a0" stroked="f"/>
+      <v:rect id="_x0000_i1062" style="width:0;height:1.5pt" o:hralign="center" o:bullet="t" o:hrstd="t" o:hr="t" fillcolor="#a0a0a0" stroked="f"/>
+    </w:pict>
+  </w:numPicBullet>
+  <w:numPicBullet w:numPicBulletId="1">
+    <w:pict>
+      <v:rect id="_x0000_i1063" style="width:0;height:1.5pt" o:hralign="center" o:bullet="t" o:hrstd="t" o:hr="t" fillcolor="#a0a0a0" stroked="f"/>
     </w:pict>
   </w:numPicBullet>
   <w:abstractNum w:abstractNumId="0" w15:restartNumberingAfterBreak="0">
@@ -5658,6 +6278,147 @@
     </w:lvl>
   </w:abstractNum>
   <w:abstractNum w:abstractNumId="6" w15:restartNumberingAfterBreak="0">
+    <w:nsid w:val="32A2396C"/>
+    <w:multiLevelType w:val="hybridMultilevel"/>
+    <w:tmpl w:val="5C5CC9D8"/>
+    <w:lvl w:ilvl="0" w:tplc="FCB203B4">
+      <w:start w:val="1"/>
+      <w:numFmt w:val="bullet"/>
+      <w:lvlText w:val=""/>
+      <w:lvlPicBulletId w:val="1"/>
+      <w:lvlJc w:val="left"/>
+      <w:pPr>
+        <w:tabs>
+          <w:tab w:val="num" w:pos="720"/>
+        </w:tabs>
+        <w:ind w:left="720" w:hanging="360"/>
+      </w:pPr>
+      <w:rPr>
+        <w:rFonts w:ascii="Symbol" w:hAnsi="Symbol" w:hint="default"/>
+      </w:rPr>
+    </w:lvl>
+    <w:lvl w:ilvl="1" w:tplc="900C926C" w:tentative="1">
+      <w:start w:val="1"/>
+      <w:numFmt w:val="bullet"/>
+      <w:lvlText w:val=""/>
+      <w:lvlJc w:val="left"/>
+      <w:pPr>
+        <w:tabs>
+          <w:tab w:val="num" w:pos="1440"/>
+        </w:tabs>
+        <w:ind w:left="1440" w:hanging="360"/>
+      </w:pPr>
+      <w:rPr>
+        <w:rFonts w:ascii="Symbol" w:hAnsi="Symbol" w:hint="default"/>
+      </w:rPr>
+    </w:lvl>
+    <w:lvl w:ilvl="2" w:tplc="A35A449E" w:tentative="1">
+      <w:start w:val="1"/>
+      <w:numFmt w:val="bullet"/>
+      <w:lvlText w:val=""/>
+      <w:lvlJc w:val="left"/>
+      <w:pPr>
+        <w:tabs>
+          <w:tab w:val="num" w:pos="2160"/>
+        </w:tabs>
+        <w:ind w:left="2160" w:hanging="360"/>
+      </w:pPr>
+      <w:rPr>
+        <w:rFonts w:ascii="Symbol" w:hAnsi="Symbol" w:hint="default"/>
+      </w:rPr>
+    </w:lvl>
+    <w:lvl w:ilvl="3" w:tplc="E5964DD0" w:tentative="1">
+      <w:start w:val="1"/>
+      <w:numFmt w:val="bullet"/>
+      <w:lvlText w:val=""/>
+      <w:lvlJc w:val="left"/>
+      <w:pPr>
+        <w:tabs>
+          <w:tab w:val="num" w:pos="2880"/>
+        </w:tabs>
+        <w:ind w:left="2880" w:hanging="360"/>
+      </w:pPr>
+      <w:rPr>
+        <w:rFonts w:ascii="Symbol" w:hAnsi="Symbol" w:hint="default"/>
+      </w:rPr>
+    </w:lvl>
+    <w:lvl w:ilvl="4" w:tplc="92AE95BC" w:tentative="1">
+      <w:start w:val="1"/>
+      <w:numFmt w:val="bullet"/>
+      <w:lvlText w:val=""/>
+      <w:lvlJc w:val="left"/>
+      <w:pPr>
+        <w:tabs>
+          <w:tab w:val="num" w:pos="3600"/>
+        </w:tabs>
+        <w:ind w:left="3600" w:hanging="360"/>
+      </w:pPr>
+      <w:rPr>
+        <w:rFonts w:ascii="Symbol" w:hAnsi="Symbol" w:hint="default"/>
+      </w:rPr>
+    </w:lvl>
+    <w:lvl w:ilvl="5" w:tplc="E1ECACD6" w:tentative="1">
+      <w:start w:val="1"/>
+      <w:numFmt w:val="bullet"/>
+      <w:lvlText w:val=""/>
+      <w:lvlJc w:val="left"/>
+      <w:pPr>
+        <w:tabs>
+          <w:tab w:val="num" w:pos="4320"/>
+        </w:tabs>
+        <w:ind w:left="4320" w:hanging="360"/>
+      </w:pPr>
+      <w:rPr>
+        <w:rFonts w:ascii="Symbol" w:hAnsi="Symbol" w:hint="default"/>
+      </w:rPr>
+    </w:lvl>
+    <w:lvl w:ilvl="6" w:tplc="0EB6B740" w:tentative="1">
+      <w:start w:val="1"/>
+      <w:numFmt w:val="bullet"/>
+      <w:lvlText w:val=""/>
+      <w:lvlJc w:val="left"/>
+      <w:pPr>
+        <w:tabs>
+          <w:tab w:val="num" w:pos="5040"/>
+        </w:tabs>
+        <w:ind w:left="5040" w:hanging="360"/>
+      </w:pPr>
+      <w:rPr>
+        <w:rFonts w:ascii="Symbol" w:hAnsi="Symbol" w:hint="default"/>
+      </w:rPr>
+    </w:lvl>
+    <w:lvl w:ilvl="7" w:tplc="C088BC80" w:tentative="1">
+      <w:start w:val="1"/>
+      <w:numFmt w:val="bullet"/>
+      <w:lvlText w:val=""/>
+      <w:lvlJc w:val="left"/>
+      <w:pPr>
+        <w:tabs>
+          <w:tab w:val="num" w:pos="5760"/>
+        </w:tabs>
+        <w:ind w:left="5760" w:hanging="360"/>
+      </w:pPr>
+      <w:rPr>
+        <w:rFonts w:ascii="Symbol" w:hAnsi="Symbol" w:hint="default"/>
+      </w:rPr>
+    </w:lvl>
+    <w:lvl w:ilvl="8" w:tplc="056074AA" w:tentative="1">
+      <w:start w:val="1"/>
+      <w:numFmt w:val="bullet"/>
+      <w:lvlText w:val=""/>
+      <w:lvlJc w:val="left"/>
+      <w:pPr>
+        <w:tabs>
+          <w:tab w:val="num" w:pos="6480"/>
+        </w:tabs>
+        <w:ind w:left="6480" w:hanging="360"/>
+      </w:pPr>
+      <w:rPr>
+        <w:rFonts w:ascii="Symbol" w:hAnsi="Symbol" w:hint="default"/>
+      </w:rPr>
+    </w:lvl>
+  </w:abstractNum>
+  <w:abstractNum w:abstractNumId="7" w15:restartNumberingAfterBreak="0">
     <w:nsid w:val="36FF19C3"/>
     <w:multiLevelType w:val="multilevel"/>
     <w:tmpl w:val="1464A9BC"/>
@@ -5770,7 +6531,7 @@
       </w:pPr>
     </w:lvl>
   </w:abstractNum>
-  <w:abstractNum w:abstractNumId="7" w15:restartNumberingAfterBreak="0">
+  <w:abstractNum w:abstractNumId="8" w15:restartNumberingAfterBreak="0">
     <w:nsid w:val="37F32B7D"/>
     <w:multiLevelType w:val="multilevel"/>
     <w:tmpl w:val="07964106"/>
@@ -5883,7 +6644,120 @@
       </w:pPr>
     </w:lvl>
   </w:abstractNum>
-  <w:abstractNum w:abstractNumId="8" w15:restartNumberingAfterBreak="0">
+  <w:abstractNum w:abstractNumId="9" w15:restartNumberingAfterBreak="0">
+    <w:nsid w:val="39066029"/>
+    <w:multiLevelType w:val="multilevel"/>
+    <w:tmpl w:val="7BDAFE02"/>
+    <w:lvl w:ilvl="0">
+      <w:start w:val="61"/>
+      <w:numFmt w:val="decimal"/>
+      <w:lvlText w:val="%1."/>
+      <w:lvlJc w:val="left"/>
+      <w:pPr>
+        <w:tabs>
+          <w:tab w:val="num" w:pos="720"/>
+        </w:tabs>
+        <w:ind w:left="720" w:hanging="360"/>
+      </w:pPr>
+    </w:lvl>
+    <w:lvl w:ilvl="1" w:tentative="1">
+      <w:start w:val="1"/>
+      <w:numFmt w:val="decimal"/>
+      <w:lvlText w:val="%2."/>
+      <w:lvlJc w:val="left"/>
+      <w:pPr>
+        <w:tabs>
+          <w:tab w:val="num" w:pos="1440"/>
+        </w:tabs>
+        <w:ind w:left="1440" w:hanging="360"/>
+      </w:pPr>
+    </w:lvl>
+    <w:lvl w:ilvl="2" w:tentative="1">
+      <w:start w:val="1"/>
+      <w:numFmt w:val="decimal"/>
+      <w:lvlText w:val="%3."/>
+      <w:lvlJc w:val="left"/>
+      <w:pPr>
+        <w:tabs>
+          <w:tab w:val="num" w:pos="2160"/>
+        </w:tabs>
+        <w:ind w:left="2160" w:hanging="360"/>
+      </w:pPr>
+    </w:lvl>
+    <w:lvl w:ilvl="3" w:tentative="1">
+      <w:start w:val="1"/>
+      <w:numFmt w:val="decimal"/>
+      <w:lvlText w:val="%4."/>
+      <w:lvlJc w:val="left"/>
+      <w:pPr>
+        <w:tabs>
+          <w:tab w:val="num" w:pos="2880"/>
+        </w:tabs>
+        <w:ind w:left="2880" w:hanging="360"/>
+      </w:pPr>
+    </w:lvl>
+    <w:lvl w:ilvl="4" w:tentative="1">
+      <w:start w:val="1"/>
+      <w:numFmt w:val="decimal"/>
+      <w:lvlText w:val="%5."/>
+      <w:lvlJc w:val="left"/>
+      <w:pPr>
+        <w:tabs>
+          <w:tab w:val="num" w:pos="3600"/>
+        </w:tabs>
+        <w:ind w:left="3600" w:hanging="360"/>
+      </w:pPr>
+    </w:lvl>
+    <w:lvl w:ilvl="5" w:tentative="1">
+      <w:start w:val="1"/>
+      <w:numFmt w:val="decimal"/>
+      <w:lvlText w:val="%6."/>
+      <w:lvlJc w:val="left"/>
+      <w:pPr>
+        <w:tabs>
+          <w:tab w:val="num" w:pos="4320"/>
+        </w:tabs>
+        <w:ind w:left="4320" w:hanging="360"/>
+      </w:pPr>
+    </w:lvl>
+    <w:lvl w:ilvl="6" w:tentative="1">
+      <w:start w:val="1"/>
+      <w:numFmt w:val="decimal"/>
+      <w:lvlText w:val="%7."/>
+      <w:lvlJc w:val="left"/>
+      <w:pPr>
+        <w:tabs>
+          <w:tab w:val="num" w:pos="5040"/>
+        </w:tabs>
+        <w:ind w:left="5040" w:hanging="360"/>
+      </w:pPr>
+    </w:lvl>
+    <w:lvl w:ilvl="7" w:tentative="1">
+      <w:start w:val="1"/>
+      <w:numFmt w:val="decimal"/>
+      <w:lvlText w:val="%8."/>
+      <w:lvlJc w:val="left"/>
+      <w:pPr>
+        <w:tabs>
+          <w:tab w:val="num" w:pos="5760"/>
+        </w:tabs>
+        <w:ind w:left="5760" w:hanging="360"/>
+      </w:pPr>
+    </w:lvl>
+    <w:lvl w:ilvl="8" w:tentative="1">
+      <w:start w:val="1"/>
+      <w:numFmt w:val="decimal"/>
+      <w:lvlText w:val="%9."/>
+      <w:lvlJc w:val="left"/>
+      <w:pPr>
+        <w:tabs>
+          <w:tab w:val="num" w:pos="6480"/>
+        </w:tabs>
+        <w:ind w:left="6480" w:hanging="360"/>
+      </w:pPr>
+    </w:lvl>
+  </w:abstractNum>
+  <w:abstractNum w:abstractNumId="10" w15:restartNumberingAfterBreak="0">
     <w:nsid w:val="3D78662A"/>
     <w:multiLevelType w:val="multilevel"/>
     <w:tmpl w:val="2A22C802"/>
@@ -5996,7 +6870,120 @@
       </w:pPr>
     </w:lvl>
   </w:abstractNum>
-  <w:abstractNum w:abstractNumId="9" w15:restartNumberingAfterBreak="0">
+  <w:abstractNum w:abstractNumId="11" w15:restartNumberingAfterBreak="0">
+    <w:nsid w:val="3F87630A"/>
+    <w:multiLevelType w:val="multilevel"/>
+    <w:tmpl w:val="8796220C"/>
+    <w:lvl w:ilvl="0">
+      <w:start w:val="51"/>
+      <w:numFmt w:val="decimal"/>
+      <w:lvlText w:val="%1."/>
+      <w:lvlJc w:val="left"/>
+      <w:pPr>
+        <w:tabs>
+          <w:tab w:val="num" w:pos="720"/>
+        </w:tabs>
+        <w:ind w:left="720" w:hanging="360"/>
+      </w:pPr>
+    </w:lvl>
+    <w:lvl w:ilvl="1" w:tentative="1">
+      <w:start w:val="1"/>
+      <w:numFmt w:val="decimal"/>
+      <w:lvlText w:val="%2."/>
+      <w:lvlJc w:val="left"/>
+      <w:pPr>
+        <w:tabs>
+          <w:tab w:val="num" w:pos="1440"/>
+        </w:tabs>
+        <w:ind w:left="1440" w:hanging="360"/>
+      </w:pPr>
+    </w:lvl>
+    <w:lvl w:ilvl="2" w:tentative="1">
+      <w:start w:val="1"/>
+      <w:numFmt w:val="decimal"/>
+      <w:lvlText w:val="%3."/>
+      <w:lvlJc w:val="left"/>
+      <w:pPr>
+        <w:tabs>
+          <w:tab w:val="num" w:pos="2160"/>
+        </w:tabs>
+        <w:ind w:left="2160" w:hanging="360"/>
+      </w:pPr>
+    </w:lvl>
+    <w:lvl w:ilvl="3" w:tentative="1">
+      <w:start w:val="1"/>
+      <w:numFmt w:val="decimal"/>
+      <w:lvlText w:val="%4."/>
+      <w:lvlJc w:val="left"/>
+      <w:pPr>
+        <w:tabs>
+          <w:tab w:val="num" w:pos="2880"/>
+        </w:tabs>
+        <w:ind w:left="2880" w:hanging="360"/>
+      </w:pPr>
+    </w:lvl>
+    <w:lvl w:ilvl="4" w:tentative="1">
+      <w:start w:val="1"/>
+      <w:numFmt w:val="decimal"/>
+      <w:lvlText w:val="%5."/>
+      <w:lvlJc w:val="left"/>
+      <w:pPr>
+        <w:tabs>
+          <w:tab w:val="num" w:pos="3600"/>
+        </w:tabs>
+        <w:ind w:left="3600" w:hanging="360"/>
+      </w:pPr>
+    </w:lvl>
+    <w:lvl w:ilvl="5" w:tentative="1">
+      <w:start w:val="1"/>
+      <w:numFmt w:val="decimal"/>
+      <w:lvlText w:val="%6."/>
+      <w:lvlJc w:val="left"/>
+      <w:pPr>
+        <w:tabs>
+          <w:tab w:val="num" w:pos="4320"/>
+        </w:tabs>
+        <w:ind w:left="4320" w:hanging="360"/>
+      </w:pPr>
+    </w:lvl>
+    <w:lvl w:ilvl="6" w:tentative="1">
+      <w:start w:val="1"/>
+      <w:numFmt w:val="decimal"/>
+      <w:lvlText w:val="%7."/>
+      <w:lvlJc w:val="left"/>
+      <w:pPr>
+        <w:tabs>
+          <w:tab w:val="num" w:pos="5040"/>
+        </w:tabs>
+        <w:ind w:left="5040" w:hanging="360"/>
+      </w:pPr>
+    </w:lvl>
+    <w:lvl w:ilvl="7" w:tentative="1">
+      <w:start w:val="1"/>
+      <w:numFmt w:val="decimal"/>
+      <w:lvlText w:val="%8."/>
+      <w:lvlJc w:val="left"/>
+      <w:pPr>
+        <w:tabs>
+          <w:tab w:val="num" w:pos="5760"/>
+        </w:tabs>
+        <w:ind w:left="5760" w:hanging="360"/>
+      </w:pPr>
+    </w:lvl>
+    <w:lvl w:ilvl="8" w:tentative="1">
+      <w:start w:val="1"/>
+      <w:numFmt w:val="decimal"/>
+      <w:lvlText w:val="%9."/>
+      <w:lvlJc w:val="left"/>
+      <w:pPr>
+        <w:tabs>
+          <w:tab w:val="num" w:pos="6480"/>
+        </w:tabs>
+        <w:ind w:left="6480" w:hanging="360"/>
+      </w:pPr>
+    </w:lvl>
+  </w:abstractNum>
+  <w:abstractNum w:abstractNumId="12" w15:restartNumberingAfterBreak="0">
     <w:nsid w:val="45562793"/>
     <w:multiLevelType w:val="multilevel"/>
     <w:tmpl w:val="CF4EA162"/>
@@ -6109,7 +7096,7 @@
       </w:pPr>
     </w:lvl>
   </w:abstractNum>
-  <w:abstractNum w:abstractNumId="10" w15:restartNumberingAfterBreak="0">
+  <w:abstractNum w:abstractNumId="13" w15:restartNumberingAfterBreak="0">
     <w:nsid w:val="4CD43958"/>
     <w:multiLevelType w:val="multilevel"/>
     <w:tmpl w:val="504CCF98"/>
@@ -6222,7 +7209,7 @@
       </w:pPr>
     </w:lvl>
   </w:abstractNum>
-  <w:abstractNum w:abstractNumId="11" w15:restartNumberingAfterBreak="0">
+  <w:abstractNum w:abstractNumId="14" w15:restartNumberingAfterBreak="0">
     <w:nsid w:val="4E9C0518"/>
     <w:multiLevelType w:val="multilevel"/>
     <w:tmpl w:val="1AB4CAB4"/>
@@ -6335,7 +7322,7 @@
       </w:pPr>
     </w:lvl>
   </w:abstractNum>
-  <w:abstractNum w:abstractNumId="12" w15:restartNumberingAfterBreak="0">
+  <w:abstractNum w:abstractNumId="15" w15:restartNumberingAfterBreak="0">
     <w:nsid w:val="5161492E"/>
     <w:multiLevelType w:val="multilevel"/>
     <w:tmpl w:val="72F45346"/>
@@ -6448,7 +7435,7 @@
       </w:pPr>
     </w:lvl>
   </w:abstractNum>
-  <w:abstractNum w:abstractNumId="13" w15:restartNumberingAfterBreak="0">
+  <w:abstractNum w:abstractNumId="16" w15:restartNumberingAfterBreak="0">
     <w:nsid w:val="55100965"/>
     <w:multiLevelType w:val="multilevel"/>
     <w:tmpl w:val="34EA45D4"/>
@@ -6561,7 +7548,7 @@
       </w:pPr>
     </w:lvl>
   </w:abstractNum>
-  <w:abstractNum w:abstractNumId="14" w15:restartNumberingAfterBreak="0">
+  <w:abstractNum w:abstractNumId="17" w15:restartNumberingAfterBreak="0">
     <w:nsid w:val="5A430A2F"/>
     <w:multiLevelType w:val="multilevel"/>
     <w:tmpl w:val="9A5A194A"/>
@@ -6674,7 +7661,7 @@
       </w:pPr>
     </w:lvl>
   </w:abstractNum>
-  <w:abstractNum w:abstractNumId="15" w15:restartNumberingAfterBreak="0">
+  <w:abstractNum w:abstractNumId="18" w15:restartNumberingAfterBreak="0">
     <w:nsid w:val="5A7E6AF1"/>
     <w:multiLevelType w:val="multilevel"/>
     <w:tmpl w:val="F31E5902"/>
@@ -6787,7 +7774,7 @@
       </w:pPr>
     </w:lvl>
   </w:abstractNum>
-  <w:abstractNum w:abstractNumId="16" w15:restartNumberingAfterBreak="0">
+  <w:abstractNum w:abstractNumId="19" w15:restartNumberingAfterBreak="0">
     <w:nsid w:val="61013D0C"/>
     <w:multiLevelType w:val="multilevel"/>
     <w:tmpl w:val="67581774"/>
@@ -6900,7 +7887,7 @@
       </w:pPr>
     </w:lvl>
   </w:abstractNum>
-  <w:abstractNum w:abstractNumId="17" w15:restartNumberingAfterBreak="0">
+  <w:abstractNum w:abstractNumId="20" w15:restartNumberingAfterBreak="0">
     <w:nsid w:val="72632032"/>
     <w:multiLevelType w:val="multilevel"/>
     <w:tmpl w:val="9EBE5772"/>
@@ -7013,7 +8000,7 @@
       </w:pPr>
     </w:lvl>
   </w:abstractNum>
-  <w:abstractNum w:abstractNumId="18" w15:restartNumberingAfterBreak="0">
+  <w:abstractNum w:abstractNumId="21" w15:restartNumberingAfterBreak="0">
     <w:nsid w:val="738C08BA"/>
     <w:multiLevelType w:val="multilevel"/>
     <w:tmpl w:val="EC74C6AA"/>
@@ -7126,7 +8113,7 @@
       </w:pPr>
     </w:lvl>
   </w:abstractNum>
-  <w:abstractNum w:abstractNumId="19" w15:restartNumberingAfterBreak="0">
+  <w:abstractNum w:abstractNumId="22" w15:restartNumberingAfterBreak="0">
     <w:nsid w:val="794B7211"/>
     <w:multiLevelType w:val="multilevel"/>
     <w:tmpl w:val="A2668E2A"/>
@@ -7239,7 +8226,7 @@
       </w:pPr>
     </w:lvl>
   </w:abstractNum>
-  <w:abstractNum w:abstractNumId="20" w15:restartNumberingAfterBreak="0">
+  <w:abstractNum w:abstractNumId="23" w15:restartNumberingAfterBreak="0">
     <w:nsid w:val="7EE85DD2"/>
     <w:multiLevelType w:val="multilevel"/>
     <w:tmpl w:val="1BA4E6D2"/>
@@ -7353,10 +8340,10 @@
     </w:lvl>
   </w:abstractNum>
   <w:num w:numId="1" w16cid:durableId="1006058391">
-    <w:abstractNumId w:val="10"/>
+    <w:abstractNumId w:val="13"/>
   </w:num>
   <w:num w:numId="2" w16cid:durableId="1578129733">
-    <w:abstractNumId w:val="7"/>
+    <w:abstractNumId w:val="8"/>
   </w:num>
   <w:num w:numId="3" w16cid:durableId="1984582155">
     <w:abstractNumId w:val="5"/>
@@ -7365,55 +8352,64 @@
     <w:abstractNumId w:val="4"/>
   </w:num>
   <w:num w:numId="5" w16cid:durableId="33116377">
-    <w:abstractNumId w:val="12"/>
+    <w:abstractNumId w:val="15"/>
   </w:num>
   <w:num w:numId="6" w16cid:durableId="535580399">
-    <w:abstractNumId w:val="14"/>
+    <w:abstractNumId w:val="17"/>
   </w:num>
   <w:num w:numId="7" w16cid:durableId="1889141434">
     <w:abstractNumId w:val="3"/>
   </w:num>
   <w:num w:numId="8" w16cid:durableId="1220243574">
-    <w:abstractNumId w:val="13"/>
+    <w:abstractNumId w:val="16"/>
   </w:num>
   <w:num w:numId="9" w16cid:durableId="485434638">
-    <w:abstractNumId w:val="9"/>
+    <w:abstractNumId w:val="12"/>
   </w:num>
   <w:num w:numId="10" w16cid:durableId="332610110">
     <w:abstractNumId w:val="2"/>
   </w:num>
   <w:num w:numId="11" w16cid:durableId="1257061655">
-    <w:abstractNumId w:val="6"/>
+    <w:abstractNumId w:val="7"/>
   </w:num>
   <w:num w:numId="12" w16cid:durableId="1795634693">
-    <w:abstractNumId w:val="16"/>
+    <w:abstractNumId w:val="19"/>
   </w:num>
   <w:num w:numId="13" w16cid:durableId="451634902">
-    <w:abstractNumId w:val="19"/>
+    <w:abstractNumId w:val="22"/>
   </w:num>
   <w:num w:numId="14" w16cid:durableId="1992368005">
-    <w:abstractNumId w:val="20"/>
+    <w:abstractNumId w:val="23"/>
   </w:num>
   <w:num w:numId="15" w16cid:durableId="233661161">
     <w:abstractNumId w:val="0"/>
   </w:num>
   <w:num w:numId="16" w16cid:durableId="1497108643">
-    <w:abstractNumId w:val="11"/>
+    <w:abstractNumId w:val="14"/>
   </w:num>
   <w:num w:numId="17" w16cid:durableId="1391424286">
-    <w:abstractNumId w:val="18"/>
+    <w:abstractNumId w:val="21"/>
   </w:num>
   <w:num w:numId="18" w16cid:durableId="584150306">
-    <w:abstractNumId w:val="17"/>
+    <w:abstractNumId w:val="20"/>
   </w:num>
   <w:num w:numId="19" w16cid:durableId="2111049900">
-    <w:abstractNumId w:val="15"/>
+    <w:abstractNumId w:val="18"/>
   </w:num>
   <w:num w:numId="20" w16cid:durableId="1163356225">
     <w:abstractNumId w:val="1"/>
   </w:num>
   <w:num w:numId="21" w16cid:durableId="1589197448">
-    <w:abstractNumId w:val="8"/>
+    <w:abstractNumId w:val="10"/>
+  </w:num>
+  <w:num w:numId="22" w16cid:durableId="335811249">
+    <w:abstractNumId w:val="6"/>
+  </w:num>
+  <w:num w:numId="23" w16cid:durableId="495267204">
+    <w:abstractNumId w:val="11"/>
+  </w:num>
+  <w:num w:numId="24" w16cid:durableId="1658460101">
+    <w:abstractNumId w:val="9"/>
   </w:num>
 </w:numbering>
 </file>
